--- a/대본/8부/04화_The_Miss.docx
+++ b/대본/8부/04화_The_Miss.docx
@@ -2,7 +2,7 @@
 <file path=word/document.xml><?xml version="1.0" encoding="utf-8"?>
 <w:document xmlns:w="http://schemas.openxmlformats.org/wordprocessingml/2006/main" xmlns:m="http://schemas.openxmlformats.org/officeDocument/2006/math" xmlns:r="http://schemas.openxmlformats.org/officeDocument/2006/relationships" xmlns:o="urn:schemas-microsoft-com:office:office" xmlns:v="urn:schemas-microsoft-com:vml" xmlns:w10="urn:schemas-microsoft-com:office:word" xmlns:a="http://schemas.openxmlformats.org/drawingml/2006/main" xmlns:pic="http://schemas.openxmlformats.org/drawingml/2006/picture" xmlns:wp="http://schemas.openxmlformats.org/drawingml/2006/wordprocessingDrawing">
   <w:body>
-    <w:bookmarkStart w:id="32" w:name="ship-it-8부-4화"/>
+    <w:bookmarkStart w:id="38" w:name="ship-it-8부-4화"/>
     <w:p>
       <w:pPr>
         <w:pStyle w:val="Heading1"/>
@@ -462,44 +462,23 @@
     </w:p>
     <w:p>
       <w:pPr>
-        <w:numPr>
-          <w:ilvl w:val="0"/>
-          <w:numId w:val="1001"/>
-        </w:numPr>
+        <w:pStyle w:val="FirstParagraph"/>
       </w:pPr>
       <w:r>
         <w:t xml:space="preserve">OPERATOR: Good afternoon. Welcome to the Veyra Aesthetics first-quarter earnings call. I’ll now turn the call over to Ruth Okonkwo.</w:t>
       </w:r>
-      <w:r>
-        <w:t xml:space="preserve"> </w:t>
-      </w:r>
-      <w:r>
-        <w:t xml:space="preserve">진행자: 안녕하십니까. 베이라 에스테틱스 1분기 실적 발표 콜에 오신 것을 환영합니다. 이제 루스 오콩크워에게 콜을 넘기겠습니다.</w:t>
-      </w:r>
-    </w:p>
-    <w:p>
-      <w:pPr>
-        <w:numPr>
-          <w:ilvl w:val="0"/>
-          <w:numId w:val="1001"/>
-        </w:numPr>
+    </w:p>
+    <w:p>
+      <w:pPr>
+        <w:pStyle w:val="BodyText"/>
       </w:pPr>
       <w:r>
         <w:t xml:space="preserve">PAUL: Here we go. Breathe, everyone.</w:t>
       </w:r>
-      <w:r>
-        <w:t xml:space="preserve"> </w:t>
-      </w:r>
-      <w:r>
-        <w:t xml:space="preserve">폴: 시작이다. 다들 숨 쉬어요.</w:t>
-      </w:r>
-    </w:p>
-    <w:p>
-      <w:pPr>
-        <w:numPr>
-          <w:ilvl w:val="0"/>
-          <w:numId w:val="1001"/>
-        </w:numPr>
+    </w:p>
+    <w:p>
+      <w:pPr>
+        <w:pStyle w:val="BodyText"/>
       </w:pPr>
       <w:r>
         <w:t xml:space="preserve">RUTH:</w:t>
@@ -516,11 +495,45 @@
       <w:r>
         <w:t xml:space="preserve">”</w:t>
       </w:r>
-      <w:r>
-        <w:t xml:space="preserve"> </w:t>
-      </w:r>
-      <w:r>
-        <w:t xml:space="preserve">루스:</w:t>
+    </w:p>
+    <w:p>
+      <w:pPr>
+        <w:pStyle w:val="BodyText"/>
+      </w:pPr>
+      <w:r>
+        <w:t xml:space="preserve">ELENA: She read it like a pharmaceutical ad. Perfectly calm.</w:t>
+      </w:r>
+    </w:p>
+    <w:p>
+      <w:pPr>
+        <w:pStyle w:val="BodyText"/>
+      </w:pPr>
+      <w:r>
+        <w:t xml:space="preserve">NOAH: Thank you, Ruth, and thank you all for joining our first call as a public company. I’d like to start with the most important number, rather than save it for the end, because I think you deserve the full picture rather than a polished one.</w:t>
+      </w:r>
+    </w:p>
+    <w:p>
+      <w:pPr>
+        <w:pStyle w:val="BodyText"/>
+      </w:pPr>
+      <w:r>
+        <w:t xml:space="preserve">ELENA: He’s not reading. Good.</w:t>
+      </w:r>
+    </w:p>
+    <w:p>
+      <w:pPr>
+        <w:pStyle w:val="BodyText"/>
+      </w:pPr>
+      <w:r>
+        <w:t xml:space="preserve">NOAH: Revenue was seventeen point one million, about seven percent below consensus. We fell short of expectations. We own this.</w:t>
+      </w:r>
+    </w:p>
+    <w:p>
+      <w:pPr>
+        <w:pStyle w:val="BodyText"/>
+      </w:pPr>
+      <w:r>
+        <w:t xml:space="preserve">DIANE:</w:t>
       </w:r>
       <w:r>
         <w:t xml:space="preserve"> </w:t>
@@ -529,89 +542,72 @@
         <w:t xml:space="preserve">“</w:t>
       </w:r>
       <w:r>
-        <w:t xml:space="preserve">오늘 발언에는 위험과 불확실성을 수반하는 미래 예측 진술이 포함됩니다. 실제 결과는 크게 다를 수 있습니다. 오늘 함께하는 분은 CEO 노아 베넷, CFO 폴 노박, CTO 마리솔 베가 박사입니다. 노아?</w:t>
+        <w:t xml:space="preserve">Own this.</w:t>
       </w:r>
       <w:r>
         <w:t xml:space="preserve">”</w:t>
       </w:r>
-    </w:p>
-    <w:p>
-      <w:pPr>
-        <w:numPr>
-          <w:ilvl w:val="0"/>
-          <w:numId w:val="1001"/>
-        </w:numPr>
-      </w:pPr>
-      <w:r>
-        <w:t xml:space="preserve">ELENA: She read it like a pharmaceutical ad. Perfectly calm.</w:t>
-      </w:r>
-      <w:r>
-        <w:t xml:space="preserve"> </w:t>
-      </w:r>
-      <w:r>
-        <w:t xml:space="preserve">엘레나: 제약 광고처럼 읽었네요. 완벽하게 침착하게.</w:t>
-      </w:r>
-    </w:p>
-    <w:p>
-      <w:pPr>
-        <w:numPr>
-          <w:ilvl w:val="0"/>
-          <w:numId w:val="1001"/>
-        </w:numPr>
-      </w:pPr>
-      <w:r>
-        <w:t xml:space="preserve">NOAH: Thank you, Ruth, and thank you all for joining our first call as a public company. I’d like to start with the most important number, rather than save it for the end, because I think you deserve the full picture rather than a polished one.</w:t>
-      </w:r>
-      <w:r>
-        <w:t xml:space="preserve"> </w:t>
-      </w:r>
-      <w:r>
-        <w:t xml:space="preserve">노아: 감사합니다, 루스. 그리고 상장사로서 첫 콜에 참여해 주신 모든 분께 감사드립니다. 가장 중요한 숫자부터 시작하겠습니다. 끝까지 아껴 두기보다는요. 다듬은 그림이 아니라 전체 그림을 보실 자격이 있다고 생각하기 때문입니다.</w:t>
-      </w:r>
-    </w:p>
-    <w:p>
-      <w:pPr>
-        <w:numPr>
-          <w:ilvl w:val="0"/>
-          <w:numId w:val="1001"/>
-        </w:numPr>
-      </w:pPr>
-      <w:r>
-        <w:t xml:space="preserve">ELENA: He’s not reading. Good.</w:t>
-      </w:r>
-      <w:r>
-        <w:t xml:space="preserve"> </w:t>
-      </w:r>
-      <w:r>
-        <w:t xml:space="preserve">엘레나: 읽고 있지 않네요. 좋아요.</w:t>
-      </w:r>
-    </w:p>
-    <w:p>
-      <w:pPr>
-        <w:numPr>
-          <w:ilvl w:val="0"/>
-          <w:numId w:val="1001"/>
-        </w:numPr>
-      </w:pPr>
-      <w:r>
-        <w:t xml:space="preserve">NOAH: Revenue was seventeen point one million, about seven percent below consensus. We fell short of expectations. We own this.</w:t>
-      </w:r>
-      <w:r>
-        <w:t xml:space="preserve"> </w:t>
-      </w:r>
-      <w:r>
-        <w:t xml:space="preserve">노아: 매출은 1,710만 달러로, 컨센서스보다 약 7% 낮습니다. 기대에 미치지 못했습니다. 저희가 책임지겠습니다.</w:t>
-      </w:r>
-    </w:p>
-    <w:p>
-      <w:pPr>
-        <w:numPr>
-          <w:ilvl w:val="0"/>
-          <w:numId w:val="1001"/>
-        </w:numPr>
-      </w:pPr>
-      <w:r>
-        <w:t xml:space="preserve">DIANE:</w:t>
+      <w:r>
+        <w:t xml:space="preserve"> </w:t>
+      </w:r>
+      <w:r>
+        <w:t xml:space="preserve">Fine. No promise in it.</w:t>
+      </w:r>
+    </w:p>
+    <w:p>
+      <w:pPr>
+        <w:pStyle w:val="BodyText"/>
+      </w:pPr>
+      <w:r>
+        <w:t xml:space="preserve">NOAH: Two of the three reasons were timing: a large US customer moved an order into the second quarter, and we carried one-time costs from the IPO. The third reason was a choice we made deliberately in Korea.</w:t>
+      </w:r>
+    </w:p>
+    <w:p>
+      <w:pPr>
+        <w:pStyle w:val="BodyText"/>
+      </w:pPr>
+      <w:r>
+        <w:t xml:space="preserve">RUTH: No customer name. Perfect.</w:t>
+      </w:r>
+    </w:p>
+    <w:p>
+      <w:pPr>
+        <w:pStyle w:val="BodyText"/>
+      </w:pPr>
+      <w:r>
+        <w:t xml:space="preserve">NOAH: In Korea, we sell only for the highest-risk areas of the face, at a premium price, while a local competitor has cut its price three times. That slows us down, but clinics that try us stay, with a reorder rate of eighty-one percent.</w:t>
+      </w:r>
+    </w:p>
+    <w:p>
+      <w:pPr>
+        <w:pStyle w:val="BodyText"/>
+      </w:pPr>
+      <w:r>
+        <w:t xml:space="preserve">RUTH: Paul, you’re up. Breathe.</w:t>
+      </w:r>
+    </w:p>
+    <w:p>
+      <w:pPr>
+        <w:pStyle w:val="BodyText"/>
+      </w:pPr>
+      <w:r>
+        <w:t xml:space="preserve">PAUL: Gross margin was seventy-eight percent, in line with last year. Operating expenses rose, mainly because of public-company costs and our Asia investment, which we described in our S-1. For the full year, we expect revenue of seventy-nine to eighty-three million dollars.</w:t>
+      </w:r>
+    </w:p>
+    <w:p>
+      <w:pPr>
+        <w:pStyle w:val="BodyText"/>
+      </w:pPr>
+      <w:r>
+        <w:t xml:space="preserve">RUTH: Consensus for the year was eighty-six. They’ll notice.</w:t>
+      </w:r>
+    </w:p>
+    <w:p>
+      <w:pPr>
+        <w:pStyle w:val="BodyText"/>
+      </w:pPr>
+      <w:r>
+        <w:t xml:space="preserve">MARISOL: I’m next. Tell me if I say</w:t>
       </w:r>
       <w:r>
         <w:t xml:space="preserve"> </w:t>
@@ -620,7 +616,7 @@
         <w:t xml:space="preserve">“</w:t>
       </w:r>
       <w:r>
-        <w:t xml:space="preserve">Own this.</w:t>
+        <w:t xml:space="preserve">component</w:t>
       </w:r>
       <w:r>
         <w:t xml:space="preserve">”</w:t>
@@ -629,183 +625,7 @@
         <w:t xml:space="preserve"> </w:t>
       </w:r>
       <w:r>
-        <w:t xml:space="preserve">Fine. No promise in it.</w:t>
-      </w:r>
-      <w:r>
-        <w:t xml:space="preserve"> </w:t>
-      </w:r>
-      <w:r>
-        <w:t xml:space="preserve">다이앤:</w:t>
-      </w:r>
-      <w:r>
-        <w:t xml:space="preserve"> </w:t>
-      </w:r>
-      <w:r>
-        <w:t xml:space="preserve">“</w:t>
-      </w:r>
-      <w:r>
-        <w:t xml:space="preserve">책임진다.</w:t>
-      </w:r>
-      <w:r>
-        <w:t xml:space="preserve">”</w:t>
-      </w:r>
-      <w:r>
-        <w:t xml:space="preserve"> </w:t>
-      </w:r>
-      <w:r>
-        <w:t xml:space="preserve">괜찮아요. 약속은 없으니까.</w:t>
-      </w:r>
-    </w:p>
-    <w:p>
-      <w:pPr>
-        <w:numPr>
-          <w:ilvl w:val="0"/>
-          <w:numId w:val="1001"/>
-        </w:numPr>
-      </w:pPr>
-      <w:r>
-        <w:t xml:space="preserve">NOAH: Two of the three reasons were timing: a large US customer moved an order into the second quarter, and we carried one-time costs from the IPO. The third reason was a choice we made deliberately in Korea.</w:t>
-      </w:r>
-      <w:r>
-        <w:t xml:space="preserve"> </w:t>
-      </w:r>
-      <w:r>
-        <w:t xml:space="preserve">노아: 세 가지 이유 중 두 가지는 시점 문제였습니다. 미국의 대형 고객이 주문을 2분기로 옮겼고, IPO 관련 일회성 비용이 있었습니다. 세 번째 이유는 저희가 한국에서 의도적으로 내린 선택이었습니다.</w:t>
-      </w:r>
-    </w:p>
-    <w:p>
-      <w:pPr>
-        <w:numPr>
-          <w:ilvl w:val="0"/>
-          <w:numId w:val="1001"/>
-        </w:numPr>
-      </w:pPr>
-      <w:r>
-        <w:t xml:space="preserve">RUTH: No customer name. Perfect.</w:t>
-      </w:r>
-      <w:r>
-        <w:t xml:space="preserve"> </w:t>
-      </w:r>
-      <w:r>
-        <w:t xml:space="preserve">루스: 고객 이름 없음. 완벽해요.</w:t>
-      </w:r>
-    </w:p>
-    <w:p>
-      <w:pPr>
-        <w:numPr>
-          <w:ilvl w:val="0"/>
-          <w:numId w:val="1001"/>
-        </w:numPr>
-      </w:pPr>
-      <w:r>
-        <w:t xml:space="preserve">NOAH: In Korea, we sell only for the highest-risk areas of the face, at a premium price, while a local competitor has cut its price three times. That slows us down, but clinics that try us stay, with a reorder rate of eighty-one percent.</w:t>
-      </w:r>
-      <w:r>
-        <w:t xml:space="preserve"> </w:t>
-      </w:r>
-      <w:r>
-        <w:t xml:space="preserve">노아: 한국에서 저희는 얼굴에서 가장 위험한 부위용으로만, 프리미엄 가격에 판매합니다. 현지 경쟁사는 가격을 세 번 내렸고요. 그래서 속도가 느려지지만, 저희를 써 본 클리닉은 남습니다. 재주문율이 81%입니다.</w:t>
-      </w:r>
-    </w:p>
-    <w:p>
-      <w:pPr>
-        <w:numPr>
-          <w:ilvl w:val="0"/>
-          <w:numId w:val="1001"/>
-        </w:numPr>
-      </w:pPr>
-      <w:r>
-        <w:t xml:space="preserve">RUTH: Paul, you’re up. Breathe.</w:t>
-      </w:r>
-      <w:r>
-        <w:t xml:space="preserve"> </w:t>
-      </w:r>
-      <w:r>
-        <w:t xml:space="preserve">루스: 폴, 당신 차례예요. 숨 쉬어요.</w:t>
-      </w:r>
-    </w:p>
-    <w:p>
-      <w:pPr>
-        <w:numPr>
-          <w:ilvl w:val="0"/>
-          <w:numId w:val="1001"/>
-        </w:numPr>
-      </w:pPr>
-      <w:r>
-        <w:t xml:space="preserve">PAUL: Gross margin was seventy-eight percent, in line with last year. Operating expenses rose, mainly because of public-company costs and our Asia investment, which we described in our S-1. For the full year, we expect revenue of seventy-nine to eighty-three million dollars.</w:t>
-      </w:r>
-      <w:r>
-        <w:t xml:space="preserve"> </w:t>
-      </w:r>
-      <w:r>
-        <w:t xml:space="preserve">폴: 매출총이익률은 78%로 작년과 같은 수준입니다. 영업비용은 증가했는데, 주로 상장사 운영 비용과 S-1에서 설명드린 아시아 투자 때문입니다. 연간으로는 7,900만에서 8,300만 달러의 매출을 예상합니다.</w:t>
-      </w:r>
-    </w:p>
-    <w:p>
-      <w:pPr>
-        <w:numPr>
-          <w:ilvl w:val="0"/>
-          <w:numId w:val="1001"/>
-        </w:numPr>
-      </w:pPr>
-      <w:r>
-        <w:t xml:space="preserve">RUTH: Consensus for the year was eighty-six. They’ll notice.</w:t>
-      </w:r>
-      <w:r>
-        <w:t xml:space="preserve"> </w:t>
-      </w:r>
-      <w:r>
-        <w:t xml:space="preserve">루스: 연간 컨센서스는 8,600만이었어요. 알아챌 거예요.</w:t>
-      </w:r>
-    </w:p>
-    <w:p>
-      <w:pPr>
-        <w:numPr>
-          <w:ilvl w:val="0"/>
-          <w:numId w:val="1001"/>
-        </w:numPr>
-      </w:pPr>
-      <w:r>
-        <w:t xml:space="preserve">MARISOL: I’m next. Tell me if I say</w:t>
-      </w:r>
-      <w:r>
-        <w:t xml:space="preserve"> </w:t>
-      </w:r>
-      <w:r>
-        <w:t xml:space="preserve">“</w:t>
-      </w:r>
-      <w:r>
-        <w:t xml:space="preserve">component</w:t>
-      </w:r>
-      <w:r>
-        <w:t xml:space="preserve">”</w:t>
-      </w:r>
-      <w:r>
-        <w:t xml:space="preserve"> </w:t>
-      </w:r>
-      <w:r>
         <w:t xml:space="preserve">too often.</w:t>
-      </w:r>
-      <w:r>
-        <w:t xml:space="preserve"> </w:t>
-      </w:r>
-      <w:r>
-        <w:t xml:space="preserve">마리솔: 제 차례네요.</w:t>
-      </w:r>
-      <w:r>
-        <w:t xml:space="preserve"> </w:t>
-      </w:r>
-      <w:r>
-        <w:t xml:space="preserve">“</w:t>
-      </w:r>
-      <w:r>
-        <w:t xml:space="preserve">부품</w:t>
-      </w:r>
-      <w:r>
-        <w:t xml:space="preserve">”</w:t>
-      </w:r>
-      <w:r>
-        <w:t xml:space="preserve">을 너무 자주 말하면 알려 줘요.</w:t>
       </w:r>
     </w:p>
     <w:bookmarkEnd w:id="21"/>
@@ -820,44 +640,23 @@
     </w:p>
     <w:p>
       <w:pPr>
-        <w:numPr>
-          <w:ilvl w:val="0"/>
-          <w:numId w:val="1002"/>
-        </w:numPr>
+        <w:pStyle w:val="FirstParagraph"/>
       </w:pPr>
       <w:r>
         <w:t xml:space="preserve">RUTH: Before Q and A, Dr. Vega will address our new manufacturing line in Korea.</w:t>
       </w:r>
-      <w:r>
-        <w:t xml:space="preserve"> </w:t>
-      </w:r>
-      <w:r>
-        <w:t xml:space="preserve">루스: 질의응답 전에 베가 박사가 한국의 신규 생산 라인에 대해 말씀드리겠습니다.</w:t>
-      </w:r>
-    </w:p>
-    <w:p>
-      <w:pPr>
-        <w:numPr>
-          <w:ilvl w:val="0"/>
-          <w:numId w:val="1002"/>
-        </w:numPr>
+    </w:p>
+    <w:p>
+      <w:pPr>
+        <w:pStyle w:val="BodyText"/>
       </w:pPr>
       <w:r>
         <w:t xml:space="preserve">MARISOL: A supplier component didn’t meet our specification during installation, so the first commercial batch of Line C moves from the first quarter of next year to the second. It doesn’t affect this year’s revenue, but it does limit early Asia capacity, and we’ve started qualifying a second supplier.</w:t>
       </w:r>
-      <w:r>
-        <w:t xml:space="preserve"> </w:t>
-      </w:r>
-      <w:r>
-        <w:t xml:space="preserve">마리솔: 설치 중 공급사 부품 하나가 저희 사양을 충족하지 못해, 라인 C의 첫 상업 배치가 내년 1분기에서 2분기로 밀립니다. 올해 매출에는 영향이 없지만 초기 아시아 생산 능력은 제한되며, 두 번째 공급사 검증을 시작했습니다.</w:t>
-      </w:r>
-    </w:p>
-    <w:p>
-      <w:pPr>
-        <w:numPr>
-          <w:ilvl w:val="0"/>
-          <w:numId w:val="1002"/>
-        </w:numPr>
+    </w:p>
+    <w:p>
+      <w:pPr>
+        <w:pStyle w:val="BodyText"/>
       </w:pPr>
       <w:r>
         <w:t xml:space="preserve">LEO:</w:t>
@@ -880,11 +679,125 @@
       <w:r>
         <w:t xml:space="preserve">She said it exactly.</w:t>
       </w:r>
-      <w:r>
-        <w:t xml:space="preserve"> </w:t>
-      </w:r>
-      <w:r>
-        <w:t xml:space="preserve">레오:</w:t>
+    </w:p>
+    <w:p>
+      <w:pPr>
+        <w:pStyle w:val="BodyText"/>
+      </w:pPr>
+      <w:r>
+        <w:t xml:space="preserve">OPERATOR: We’ll now begin the question-and-answer session. Our first question comes from Dana Brooks-Hall with Meridian Hill Securities.</w:t>
+      </w:r>
+    </w:p>
+    <w:p>
+      <w:pPr>
+        <w:pStyle w:val="BodyText"/>
+      </w:pPr>
+      <w:r>
+        <w:t xml:space="preserve">DANA: Thank you. Noah, in my initiation report I flagged execution risk on Line C, and today you’ve confirmed a three-month delay. How confident should investors be in the rest of your Asia timeline, given that the first milestone has already slipped?</w:t>
+      </w:r>
+    </w:p>
+    <w:p>
+      <w:pPr>
+        <w:pStyle w:val="BodyText"/>
+      </w:pPr>
+      <w:r>
+        <w:t xml:space="preserve">NOAH: Dana, first, you were right. You flagged this risk before we disclosed it, and I’d rather say so plainly.</w:t>
+      </w:r>
+    </w:p>
+    <w:p>
+      <w:pPr>
+        <w:pStyle w:val="BodyText"/>
+      </w:pPr>
+      <w:r>
+        <w:t xml:space="preserve">RUTH: He said it. On the record.</w:t>
+      </w:r>
+    </w:p>
+    <w:p>
+      <w:pPr>
+        <w:pStyle w:val="BodyText"/>
+      </w:pPr>
+      <w:r>
+        <w:t xml:space="preserve">NOAH: As for confidence, I’d ask investors to judge us by how we respond when a timeline slips, not by whether it slips. We found the problem during installation, told you within weeks, and are already qualifying a second supplier.</w:t>
+      </w:r>
+    </w:p>
+    <w:p>
+      <w:pPr>
+        <w:pStyle w:val="BodyText"/>
+      </w:pPr>
+      <w:r>
+        <w:t xml:space="preserve">DANA: That’s helpful. A follow-up. Is the guidance range conservative, or is it what you actually expect?</w:t>
+      </w:r>
+    </w:p>
+    <w:p>
+      <w:pPr>
+        <w:pStyle w:val="BodyText"/>
+      </w:pPr>
+      <w:r>
+        <w:t xml:space="preserve">PAUL: It’s what we expect, Dana. We built it from what we’ve learned, not from what we hope.</w:t>
+      </w:r>
+    </w:p>
+    <w:p>
+      <w:pPr>
+        <w:pStyle w:val="BodyText"/>
+      </w:pPr>
+      <w:r>
+        <w:t xml:space="preserve">DANA: Thank you. I’ll get back in the queue.</w:t>
+      </w:r>
+    </w:p>
+    <w:p>
+      <w:pPr>
+        <w:pStyle w:val="BodyText"/>
+      </w:pPr>
+      <w:r>
+        <w:t xml:space="preserve">OPERATOR: Next question, Sandra Liu.</w:t>
+      </w:r>
+    </w:p>
+    <w:p>
+      <w:pPr>
+        <w:pStyle w:val="BodyText"/>
+      </w:pPr>
+      <w:r>
+        <w:t xml:space="preserve">SANDRA: Thanks. On Korea, your competitor has cut prices three times this year, and you’re holding a premium of nearly three times. At what point does holding your price stop being a strategy and start being stubbornness?</w:t>
+      </w:r>
+    </w:p>
+    <w:p>
+      <w:pPr>
+        <w:pStyle w:val="BodyText"/>
+      </w:pPr>
+      <w:r>
+        <w:t xml:space="preserve">RUTH: Good question. Answer with the reorder rate.</w:t>
+      </w:r>
+    </w:p>
+    <w:p>
+      <w:pPr>
+        <w:pStyle w:val="BodyText"/>
+      </w:pPr>
+      <w:r>
+        <w:t xml:space="preserve">NOAH: That’s a fair question, and we ask it ourselves every month. Our answer comes from the clinics, not from our pride. Eighty-one percent reorder, in the areas where complications are most serious. If that number started to fall, we’d revisit the strategy, and we’d tell you.</w:t>
+      </w:r>
+    </w:p>
+    <w:p>
+      <w:pPr>
+        <w:pStyle w:val="BodyText"/>
+      </w:pPr>
+      <w:r>
+        <w:t xml:space="preserve">SANDRA: So the reorder rate is the metric to watch.</w:t>
+      </w:r>
+    </w:p>
+    <w:p>
+      <w:pPr>
+        <w:pStyle w:val="BodyText"/>
+      </w:pPr>
+      <w:r>
+        <w:t xml:space="preserve">NOAH: It’s the one I watch. Every month.</w:t>
+      </w:r>
+    </w:p>
+    <w:p>
+      <w:pPr>
+        <w:pStyle w:val="BodyText"/>
+      </w:pPr>
+      <w:r>
+        <w:t xml:space="preserve">DIANE:</w:t>
       </w:r>
       <w:r>
         <w:t xml:space="preserve"> </w:t>
@@ -893,7 +806,7 @@
         <w:t xml:space="preserve">“</w:t>
       </w:r>
       <w:r>
-        <w:t xml:space="preserve">우리 사양을 충족하지 못했다.</w:t>
+        <w:t xml:space="preserve">If it started to fall, we’d revisit.</w:t>
       </w:r>
       <w:r>
         <w:t xml:space="preserve">”</w:t>
@@ -902,256 +815,103 @@
         <w:t xml:space="preserve"> </w:t>
       </w:r>
       <w:r>
-        <w:t xml:space="preserve">정확히 그렇게 말했네요.</w:t>
-      </w:r>
-    </w:p>
-    <w:p>
-      <w:pPr>
-        <w:numPr>
-          <w:ilvl w:val="0"/>
-          <w:numId w:val="1002"/>
-        </w:numPr>
-      </w:pPr>
-      <w:r>
-        <w:t xml:space="preserve">OPERATOR: We’ll now begin the question-and-answer session. Our first question comes from Dana Brooks-Hall with Meridian Hill Securities.</w:t>
-      </w:r>
-      <w:r>
-        <w:t xml:space="preserve"> </w:t>
-      </w:r>
-      <w:r>
-        <w:t xml:space="preserve">진행자: 이제 질의응답을 시작하겠습니다. 첫 질문은 메리디언 힐 증권의 데이나 브룩스홀입니다.</w:t>
-      </w:r>
-    </w:p>
-    <w:p>
-      <w:pPr>
-        <w:numPr>
-          <w:ilvl w:val="0"/>
-          <w:numId w:val="1002"/>
-        </w:numPr>
-      </w:pPr>
-      <w:r>
-        <w:t xml:space="preserve">DANA: Thank you. Noah, in my initiation report I flagged execution risk on Line C, and today you’ve confirmed a three-month delay. How confident should investors be in the rest of your Asia timeline, given that the first milestone has already slipped?</w:t>
-      </w:r>
-      <w:r>
-        <w:t xml:space="preserve"> </w:t>
-      </w:r>
-      <w:r>
-        <w:t xml:space="preserve">데이나: 감사합니다. 노아, 커버리지 개시 보고서에서 라인 C의 실행 위험을 지적했는데, 오늘 3개월 지연을 확인하셨습니다. 첫 이정표가 이미 밀린 상황에서, 투자자들은 나머지 아시아 일정을 얼마나 신뢰해야 합니까?</w:t>
-      </w:r>
-    </w:p>
-    <w:p>
-      <w:pPr>
-        <w:numPr>
-          <w:ilvl w:val="0"/>
-          <w:numId w:val="1002"/>
-        </w:numPr>
-      </w:pPr>
-      <w:r>
-        <w:t xml:space="preserve">NOAH: Dana, first, you were right. You flagged this risk before we disclosed it, and I’d rather say so plainly.</w:t>
-      </w:r>
-      <w:r>
-        <w:t xml:space="preserve"> </w:t>
-      </w:r>
-      <w:r>
-        <w:t xml:space="preserve">노아: 데이나, 우선, 맞으셨습니다. 저희가 공개하기 전에 이 위험을 지적하셨고, 분명히 말씀드리는 게 낫다고 생각합니다.</w:t>
-      </w:r>
-    </w:p>
-    <w:p>
-      <w:pPr>
-        <w:numPr>
-          <w:ilvl w:val="0"/>
-          <w:numId w:val="1002"/>
-        </w:numPr>
-      </w:pPr>
-      <w:r>
-        <w:t xml:space="preserve">RUTH: He said it. On the record.</w:t>
-      </w:r>
-      <w:r>
-        <w:t xml:space="preserve"> </w:t>
-      </w:r>
-      <w:r>
-        <w:t xml:space="preserve">루스: 말했네요. 공식적으로.</w:t>
-      </w:r>
-    </w:p>
-    <w:p>
-      <w:pPr>
-        <w:numPr>
-          <w:ilvl w:val="0"/>
-          <w:numId w:val="1002"/>
-        </w:numPr>
-      </w:pPr>
-      <w:r>
-        <w:t xml:space="preserve">NOAH: As for confidence, I’d ask investors to judge us by how we respond when a timeline slips, not by whether it slips. We found the problem during installation, told you within weeks, and are already qualifying a second supplier.</w:t>
-      </w:r>
-      <w:r>
-        <w:t xml:space="preserve"> </w:t>
-      </w:r>
-      <w:r>
-        <w:t xml:space="preserve">노아: 신뢰에 대해서는, 일정이 밀리느냐가 아니라 밀렸을 때 저희가 어떻게 대응하느냐로 판단해 주시길 부탁드립니다. 설치 중에 문제를 발견했고, 몇 주 안에 알려 드렸고, 이미 두 번째 공급사를 검증하고 있습니다.</w:t>
-      </w:r>
-    </w:p>
-    <w:p>
-      <w:pPr>
-        <w:numPr>
-          <w:ilvl w:val="0"/>
-          <w:numId w:val="1002"/>
-        </w:numPr>
-      </w:pPr>
-      <w:r>
-        <w:t xml:space="preserve">DANA: That’s helpful. A follow-up. Is the guidance range conservative, or is it what you actually expect?</w:t>
-      </w:r>
-      <w:r>
-        <w:t xml:space="preserve"> </w:t>
-      </w:r>
-      <w:r>
-        <w:t xml:space="preserve">데이나: 도움이 됩니다. 추가 질문. 가이던스 범위가 보수적인 겁니까, 아니면 실제 예상치입니까?</w:t>
-      </w:r>
-    </w:p>
-    <w:p>
-      <w:pPr>
-        <w:numPr>
-          <w:ilvl w:val="0"/>
-          <w:numId w:val="1002"/>
-        </w:numPr>
-      </w:pPr>
-      <w:r>
-        <w:t xml:space="preserve">PAUL: It’s what we expect, Dana. We built it from what we’ve learned, not from what we hope.</w:t>
-      </w:r>
-      <w:r>
-        <w:t xml:space="preserve"> </w:t>
-      </w:r>
-      <w:r>
-        <w:t xml:space="preserve">폴: 실제 예상치입니다, 데이나. 바라는 것이 아니라 배운 것을 바탕으로 만들었습니다.</w:t>
-      </w:r>
-    </w:p>
-    <w:p>
-      <w:pPr>
-        <w:numPr>
-          <w:ilvl w:val="0"/>
-          <w:numId w:val="1002"/>
-        </w:numPr>
-      </w:pPr>
-      <w:r>
-        <w:t xml:space="preserve">DANA: Thank you. I’ll get back in the queue.</w:t>
-      </w:r>
-      <w:r>
-        <w:t xml:space="preserve"> </w:t>
-      </w:r>
-      <w:r>
-        <w:t xml:space="preserve">데이나: 감사합니다. 다시 대기열로 돌아가겠습니다.</w:t>
-      </w:r>
-    </w:p>
-    <w:p>
-      <w:pPr>
-        <w:numPr>
-          <w:ilvl w:val="0"/>
-          <w:numId w:val="1002"/>
-        </w:numPr>
-      </w:pPr>
-      <w:r>
-        <w:t xml:space="preserve">OPERATOR: Next question, Sandra Liu.</w:t>
-      </w:r>
-      <w:r>
-        <w:t xml:space="preserve"> </w:t>
-      </w:r>
-      <w:r>
-        <w:t xml:space="preserve">진행자: 다음 질문, 샌드라 리우.</w:t>
-      </w:r>
-    </w:p>
-    <w:p>
-      <w:pPr>
-        <w:numPr>
-          <w:ilvl w:val="0"/>
-          <w:numId w:val="1002"/>
-        </w:numPr>
-      </w:pPr>
-      <w:r>
-        <w:t xml:space="preserve">SANDRA: Thanks. On Korea, your competitor has cut prices three times this year, and you’re holding a premium of nearly three times. At what point does holding your price stop being a strategy and start being stubbornness?</w:t>
-      </w:r>
-      <w:r>
-        <w:t xml:space="preserve"> </w:t>
-      </w:r>
-      <w:r>
-        <w:t xml:space="preserve">샌드라: 감사합니다. 한국에서 경쟁사는 올해 가격을 세 번 내렸고, 귀사는 거의 세 배의 프리미엄을 유지하고 있습니다. 어느 시점에서 가격 유지가 전략이기를 멈추고 고집이 되는 겁니까?</w:t>
-      </w:r>
-    </w:p>
-    <w:p>
-      <w:pPr>
-        <w:numPr>
-          <w:ilvl w:val="0"/>
-          <w:numId w:val="1002"/>
-        </w:numPr>
-      </w:pPr>
-      <w:r>
-        <w:t xml:space="preserve">RUTH: Good question. Answer with the reorder rate.</w:t>
-      </w:r>
-      <w:r>
-        <w:t xml:space="preserve"> </w:t>
-      </w:r>
-      <w:r>
-        <w:t xml:space="preserve">루스: 좋은 질문이에요. 재주문율로 답해요.</w:t>
-      </w:r>
-    </w:p>
-    <w:p>
-      <w:pPr>
-        <w:numPr>
-          <w:ilvl w:val="0"/>
-          <w:numId w:val="1002"/>
-        </w:numPr>
-      </w:pPr>
-      <w:r>
-        <w:t xml:space="preserve">NOAH: That’s a fair question, and we ask it ourselves every month. Our answer comes from the clinics, not from our pride. Eighty-one percent reorder, in the areas where complications are most serious. If that number started to fall, we’d revisit the strategy, and we’d tell you.</w:t>
-      </w:r>
-      <w:r>
-        <w:t xml:space="preserve"> </w:t>
-      </w:r>
-      <w:r>
-        <w:t xml:space="preserve">노아: 정당한 질문이고, 저희도 매달 스스로 묻고 있습니다. 저희 답은 자존심이 아니라 클리닉에서 나옵니다. 합병증이 가장 심각한 부위에서 재주문율 81%. 그 숫자가 떨어지기 시작하면 전략을 재검토하고, 여러분께 말씀드리겠습니다.</w:t>
-      </w:r>
-    </w:p>
-    <w:p>
-      <w:pPr>
-        <w:numPr>
-          <w:ilvl w:val="0"/>
-          <w:numId w:val="1002"/>
-        </w:numPr>
-      </w:pPr>
-      <w:r>
-        <w:t xml:space="preserve">SANDRA: So the reorder rate is the metric to watch.</w:t>
-      </w:r>
-      <w:r>
-        <w:t xml:space="preserve"> </w:t>
-      </w:r>
-      <w:r>
-        <w:t xml:space="preserve">샌드라: 그러니까 재주문율이 지켜봐야 할 지표군요.</w:t>
-      </w:r>
-    </w:p>
-    <w:p>
-      <w:pPr>
-        <w:numPr>
-          <w:ilvl w:val="0"/>
-          <w:numId w:val="1002"/>
-        </w:numPr>
-      </w:pPr>
-      <w:r>
-        <w:t xml:space="preserve">NOAH: It’s the one I watch. Every month.</w:t>
-      </w:r>
-      <w:r>
-        <w:t xml:space="preserve"> </w:t>
-      </w:r>
-      <w:r>
-        <w:t xml:space="preserve">노아: 제가 지켜보는 지표입니다. 매달.</w:t>
-      </w:r>
-    </w:p>
-    <w:p>
-      <w:pPr>
-        <w:numPr>
-          <w:ilvl w:val="0"/>
-          <w:numId w:val="1002"/>
-        </w:numPr>
-      </w:pPr>
-      <w:r>
-        <w:t xml:space="preserve">DIANE:</w:t>
+        <w:t xml:space="preserve">Conditional. Not a promise. Good.</w:t>
+      </w:r>
+    </w:p>
+    <w:p>
+      <w:pPr>
+        <w:pStyle w:val="BodyText"/>
+      </w:pPr>
+      <w:r>
+        <w:t xml:space="preserve">OPERATOR: Next question, Ethan Cole.</w:t>
+      </w:r>
+    </w:p>
+    <w:p>
+      <w:pPr>
+        <w:pStyle w:val="BodyText"/>
+      </w:pPr>
+      <w:r>
+        <w:t xml:space="preserve">RUTH: Ethan. He sold everything on day one. Careful.</w:t>
+      </w:r>
+    </w:p>
+    <w:p>
+      <w:pPr>
+        <w:pStyle w:val="BodyText"/>
+      </w:pPr>
+      <w:r>
+        <w:t xml:space="preserve">ETHAN: Thanks. You’ve missed your first quarter and cut the outlook below the Street. Southeast Asia is a large market where non-physicians inject legally. Why not sell to aestheticians there and close the gap quickly?</w:t>
+      </w:r>
+    </w:p>
+    <w:p>
+      <w:pPr>
+        <w:pStyle w:val="BodyText"/>
+      </w:pPr>
+      <w:r>
+        <w:t xml:space="preserve">RUTH: Steady. Page forty-one.</w:t>
+      </w:r>
+    </w:p>
+    <w:p>
+      <w:pPr>
+        <w:pStyle w:val="BodyText"/>
+      </w:pPr>
+      <w:r>
+        <w:t xml:space="preserve">NOAH: Selling only to licensed medical professionals isn’t a constraint we tolerate; it’s the reason doctors choose us, and the reason a competitor can’t copy us without giving up most of its own business. It’s a growth we will never chase, and it’s in our S-1, page forty-one.</w:t>
+      </w:r>
+    </w:p>
+    <w:p>
+      <w:pPr>
+        <w:pStyle w:val="BodyText"/>
+      </w:pPr>
+      <w:r>
+        <w:t xml:space="preserve">ETHAN: Even if it costs you the stock price?</w:t>
+      </w:r>
+    </w:p>
+    <w:p>
+      <w:pPr>
+        <w:pStyle w:val="BodyText"/>
+      </w:pPr>
+      <w:r>
+        <w:t xml:space="preserve">NOAH: We don’t comment on the stock price. We focus on patients.</w:t>
+      </w:r>
+    </w:p>
+    <w:p>
+      <w:pPr>
+        <w:pStyle w:val="BodyText"/>
+      </w:pPr>
+      <w:r>
+        <w:t xml:space="preserve">PRIYA: I’d like to frame that sentence. Next to the napkin.</w:t>
+      </w:r>
+    </w:p>
+    <w:p>
+      <w:pPr>
+        <w:pStyle w:val="BodyText"/>
+      </w:pPr>
+      <w:r>
+        <w:t xml:space="preserve">OPERATOR: We have no further questions. I’ll turn the call back to Mr. Bennett for closing remarks.</w:t>
+      </w:r>
+    </w:p>
+    <w:p>
+      <w:pPr>
+        <w:pStyle w:val="BodyText"/>
+      </w:pPr>
+      <w:r>
+        <w:t xml:space="preserve">NOAH: Thank you all. I’d rather earn your trust slowly than borrow it quickly. We’ll speak again in August.</w:t>
+      </w:r>
+    </w:p>
+    <w:p>
+      <w:pPr>
+        <w:pStyle w:val="BodyText"/>
+      </w:pPr>
+      <w:r>
+        <w:t xml:space="preserve">OPERATOR: This concludes today’s call. You may now disconnect.</w:t>
+      </w:r>
+    </w:p>
+    <w:p>
+      <w:pPr>
+        <w:pStyle w:val="BodyText"/>
+      </w:pPr>
+      <w:r>
+        <w:t xml:space="preserve">RUTH: Forty-eight minutes. No promises. No customer names. And one</w:t>
       </w:r>
       <w:r>
         <w:t xml:space="preserve"> </w:t>
@@ -1160,22 +920,42 @@
         <w:t xml:space="preserve">“</w:t>
       </w:r>
       <w:r>
-        <w:t xml:space="preserve">If it started to fall, we’d revisit.</w:t>
+        <w:t xml:space="preserve">you were right.</w:t>
       </w:r>
       <w:r>
         <w:t xml:space="preserve">”</w:t>
       </w:r>
-      <w:r>
-        <w:t xml:space="preserve"> </w:t>
-      </w:r>
-      <w:r>
-        <w:t xml:space="preserve">Conditional. Not a promise. Good.</w:t>
-      </w:r>
-      <w:r>
-        <w:t xml:space="preserve"> </w:t>
-      </w:r>
-      <w:r>
-        <w:t xml:space="preserve">다이앤:</w:t>
+    </w:p>
+    <w:p>
+      <w:pPr>
+        <w:pStyle w:val="BodyText"/>
+      </w:pPr>
+      <w:r>
+        <w:t xml:space="preserve">PAUL: How did we do?</w:t>
+      </w:r>
+    </w:p>
+    <w:p>
+      <w:pPr>
+        <w:pStyle w:val="BodyText"/>
+      </w:pPr>
+      <w:r>
+        <w:t xml:space="preserve">RUTH: We did well. The stock will do badly. Those are different things.</w:t>
+      </w:r>
+    </w:p>
+    <w:p>
+      <w:pPr>
+        <w:pStyle w:val="BodyText"/>
+      </w:pPr>
+      <w:r>
+        <w:t xml:space="preserve">ELENA: Like a surgery that goes perfectly and the patient still needs time to heal.</w:t>
+      </w:r>
+    </w:p>
+    <w:p>
+      <w:pPr>
+        <w:pStyle w:val="BodyText"/>
+      </w:pPr>
+      <w:r>
+        <w:t xml:space="preserve">MARISOL: Did I say</w:t>
       </w:r>
       <w:r>
         <w:t xml:space="preserve"> </w:t>
@@ -1184,7 +964,7 @@
         <w:t xml:space="preserve">“</w:t>
       </w:r>
       <w:r>
-        <w:t xml:space="preserve">떨어지기 시작하면 재검토.</w:t>
+        <w:t xml:space="preserve">component</w:t>
       </w:r>
       <w:r>
         <w:t xml:space="preserve">”</w:t>
@@ -1193,359 +973,15 @@
         <w:t xml:space="preserve"> </w:t>
       </w:r>
       <w:r>
-        <w:t xml:space="preserve">조건부예요. 약속 아니고. 좋아요.</w:t>
-      </w:r>
-    </w:p>
-    <w:p>
-      <w:pPr>
-        <w:numPr>
-          <w:ilvl w:val="0"/>
-          <w:numId w:val="1002"/>
-        </w:numPr>
-      </w:pPr>
-      <w:r>
-        <w:t xml:space="preserve">OPERATOR: Next question, Ethan Cole.</w:t>
-      </w:r>
-      <w:r>
-        <w:t xml:space="preserve"> </w:t>
-      </w:r>
-      <w:r>
-        <w:t xml:space="preserve">진행자: 다음 질문, 이선 콜.</w:t>
-      </w:r>
-    </w:p>
-    <w:p>
-      <w:pPr>
-        <w:numPr>
-          <w:ilvl w:val="0"/>
-          <w:numId w:val="1002"/>
-        </w:numPr>
-      </w:pPr>
-      <w:r>
-        <w:t xml:space="preserve">RUTH: Ethan. He sold everything on day one. Careful.</w:t>
-      </w:r>
-      <w:r>
-        <w:t xml:space="preserve"> </w:t>
-      </w:r>
-      <w:r>
-        <w:t xml:space="preserve">루스: 이선. 첫날 다 팔았던 사람. 조심해요.</w:t>
-      </w:r>
-    </w:p>
-    <w:p>
-      <w:pPr>
-        <w:numPr>
-          <w:ilvl w:val="0"/>
-          <w:numId w:val="1002"/>
-        </w:numPr>
-      </w:pPr>
-      <w:r>
-        <w:t xml:space="preserve">ETHAN: Thanks. You’ve missed your first quarter and cut the outlook below the Street. Southeast Asia is a large market where non-physicians inject legally. Why not sell to aestheticians there and close the gap quickly?</w:t>
-      </w:r>
-      <w:r>
-        <w:t xml:space="preserve"> </w:t>
-      </w:r>
-      <w:r>
-        <w:t xml:space="preserve">이선: 감사합니다. 첫 분기를 놓쳤고 전망을 시장 기대치 아래로 잡았습니다. 동남아는 비의사가 합법적으로 주사하는 큰 시장입니다. 거기서 미용 시술자에게 팔아 격차를 빨리 메우는 건 어떻습니까?</w:t>
-      </w:r>
-    </w:p>
-    <w:p>
-      <w:pPr>
-        <w:numPr>
-          <w:ilvl w:val="0"/>
-          <w:numId w:val="1002"/>
-        </w:numPr>
-      </w:pPr>
-      <w:r>
-        <w:t xml:space="preserve">RUTH: Steady. Page forty-one.</w:t>
-      </w:r>
-      <w:r>
-        <w:t xml:space="preserve"> </w:t>
-      </w:r>
-      <w:r>
-        <w:t xml:space="preserve">루스: 침착하게. 41쪽.</w:t>
-      </w:r>
-    </w:p>
-    <w:p>
-      <w:pPr>
-        <w:numPr>
-          <w:ilvl w:val="0"/>
-          <w:numId w:val="1002"/>
-        </w:numPr>
-      </w:pPr>
-      <w:r>
-        <w:t xml:space="preserve">NOAH: Selling only to licensed medical professionals isn’t a constraint we tolerate; it’s the reason doctors choose us, and the reason a competitor can’t copy us without giving up most of its own business. It’s a growth we will never chase, and it’s in our S-1, page forty-one.</w:t>
-      </w:r>
-      <w:r>
-        <w:t xml:space="preserve"> </w:t>
-      </w:r>
-      <w:r>
-        <w:t xml:space="preserve">노아: 면허 있는 의료 전문가에게만 판매하는 건 저희가 참고 있는 제약이 아닙니다. 의사들이 저희를 택하는 이유이고, 경쟁사가 자기 사업 대부분을 포기하지 않고는 저희를 따라 할 수 없는 이유입니다. 저희가 절대 좇지 않을 성장이고, S-1 41쪽에 있습니다.</w:t>
-      </w:r>
-    </w:p>
-    <w:p>
-      <w:pPr>
-        <w:numPr>
-          <w:ilvl w:val="0"/>
-          <w:numId w:val="1002"/>
-        </w:numPr>
-      </w:pPr>
-      <w:r>
-        <w:t xml:space="preserve">ETHAN: Even if it costs you the stock price?</w:t>
-      </w:r>
-      <w:r>
-        <w:t xml:space="preserve"> </w:t>
-      </w:r>
-      <w:r>
-        <w:t xml:space="preserve">이선: 주가를 대가로 치르더라도요?</w:t>
-      </w:r>
-    </w:p>
-    <w:p>
-      <w:pPr>
-        <w:numPr>
-          <w:ilvl w:val="0"/>
-          <w:numId w:val="1002"/>
-        </w:numPr>
-      </w:pPr>
-      <w:r>
-        <w:t xml:space="preserve">NOAH: We don’t comment on the stock price. We focus on patients.</w:t>
-      </w:r>
-      <w:r>
-        <w:t xml:space="preserve"> </w:t>
-      </w:r>
-      <w:r>
-        <w:t xml:space="preserve">노아: 주가에 대해 언급하지 않습니다. 환자에게 집중합니다.</w:t>
-      </w:r>
-    </w:p>
-    <w:p>
-      <w:pPr>
-        <w:numPr>
-          <w:ilvl w:val="0"/>
-          <w:numId w:val="1002"/>
-        </w:numPr>
-      </w:pPr>
-      <w:r>
-        <w:t xml:space="preserve">PRIYA: I’d like to frame that sentence. Next to the napkin.</w:t>
-      </w:r>
-      <w:r>
-        <w:t xml:space="preserve"> </w:t>
-      </w:r>
-      <w:r>
-        <w:t xml:space="preserve">프리야: 그 문장 액자에 넣고 싶어요. 냅킨 옆에.</w:t>
-      </w:r>
-    </w:p>
-    <w:p>
-      <w:pPr>
-        <w:numPr>
-          <w:ilvl w:val="0"/>
-          <w:numId w:val="1002"/>
-        </w:numPr>
-      </w:pPr>
-      <w:r>
-        <w:t xml:space="preserve">OPERATOR: We have no further questions. I’ll turn the call back to Mr. Bennett for closing remarks.</w:t>
-      </w:r>
-      <w:r>
-        <w:t xml:space="preserve"> </w:t>
-      </w:r>
-      <w:r>
-        <w:t xml:space="preserve">진행자: 더 이상 질문이 없습니다. 마무리 발언을 위해 베넷 대표님께 다시 넘기겠습니다.</w:t>
-      </w:r>
-    </w:p>
-    <w:p>
-      <w:pPr>
-        <w:numPr>
-          <w:ilvl w:val="0"/>
-          <w:numId w:val="1002"/>
-        </w:numPr>
-      </w:pPr>
-      <w:r>
-        <w:t xml:space="preserve">NOAH: Thank you all. I’d rather earn your trust slowly than borrow it quickly. We’ll speak again in August.</w:t>
-      </w:r>
-      <w:r>
-        <w:t xml:space="preserve"> </w:t>
-      </w:r>
-      <w:r>
-        <w:t xml:space="preserve">노아: 모두 감사합니다. 신뢰를 빨리 빌리기보다 천천히 얻고 싶습니다. 8월에 다시 말씀드리겠습니다.</w:t>
-      </w:r>
-    </w:p>
-    <w:p>
-      <w:pPr>
-        <w:numPr>
-          <w:ilvl w:val="0"/>
-          <w:numId w:val="1002"/>
-        </w:numPr>
-      </w:pPr>
-      <w:r>
-        <w:t xml:space="preserve">OPERATOR: This concludes today’s call. You may now disconnect.</w:t>
-      </w:r>
-      <w:r>
-        <w:t xml:space="preserve"> </w:t>
-      </w:r>
-      <w:r>
-        <w:t xml:space="preserve">진행자: 오늘 콜을 마칩니다. 연결을 끊으셔도 됩니다.</w:t>
-      </w:r>
-    </w:p>
-    <w:p>
-      <w:pPr>
-        <w:numPr>
-          <w:ilvl w:val="0"/>
-          <w:numId w:val="1002"/>
-        </w:numPr>
-      </w:pPr>
-      <w:r>
-        <w:t xml:space="preserve">RUTH: Forty-eight minutes. No promises. No customer names. And one</w:t>
-      </w:r>
-      <w:r>
-        <w:t xml:space="preserve"> </w:t>
-      </w:r>
-      <w:r>
-        <w:t xml:space="preserve">“</w:t>
-      </w:r>
-      <w:r>
-        <w:t xml:space="preserve">you were right.</w:t>
-      </w:r>
-      <w:r>
-        <w:t xml:space="preserve">”</w:t>
-      </w:r>
-      <w:r>
-        <w:t xml:space="preserve"> </w:t>
-      </w:r>
-      <w:r>
-        <w:t xml:space="preserve">루스: 48분. 약속 없음. 고객 이름 없음. 그리고</w:t>
-      </w:r>
-      <w:r>
-        <w:t xml:space="preserve"> </w:t>
-      </w:r>
-      <w:r>
-        <w:t xml:space="preserve">“</w:t>
-      </w:r>
-      <w:r>
-        <w:t xml:space="preserve">맞으셨습니다</w:t>
-      </w:r>
-      <w:r>
-        <w:t xml:space="preserve">”</w:t>
-      </w:r>
-      <w:r>
-        <w:t xml:space="preserve"> </w:t>
-      </w:r>
-      <w:r>
-        <w:t xml:space="preserve">한 번.</w:t>
-      </w:r>
-    </w:p>
-    <w:p>
-      <w:pPr>
-        <w:numPr>
-          <w:ilvl w:val="0"/>
-          <w:numId w:val="1002"/>
-        </w:numPr>
-      </w:pPr>
-      <w:r>
-        <w:t xml:space="preserve">PAUL: How did we do?</w:t>
-      </w:r>
-      <w:r>
-        <w:t xml:space="preserve"> </w:t>
-      </w:r>
-      <w:r>
-        <w:t xml:space="preserve">폴: 우리 어땠어요?</w:t>
-      </w:r>
-    </w:p>
-    <w:p>
-      <w:pPr>
-        <w:numPr>
-          <w:ilvl w:val="0"/>
-          <w:numId w:val="1002"/>
-        </w:numPr>
-      </w:pPr>
-      <w:r>
-        <w:t xml:space="preserve">RUTH: We did well. The stock will do badly. Those are different things.</w:t>
-      </w:r>
-      <w:r>
-        <w:t xml:space="preserve"> </w:t>
-      </w:r>
-      <w:r>
-        <w:t xml:space="preserve">루스: 우린 잘했어요. 주가는 안 좋을 거예요. 그건 서로 다른 거예요.</w:t>
-      </w:r>
-    </w:p>
-    <w:p>
-      <w:pPr>
-        <w:numPr>
-          <w:ilvl w:val="0"/>
-          <w:numId w:val="1002"/>
-        </w:numPr>
-      </w:pPr>
-      <w:r>
-        <w:t xml:space="preserve">ELENA: Like a surgery that goes perfectly and the patient still needs time to heal.</w:t>
-      </w:r>
-      <w:r>
-        <w:t xml:space="preserve"> </w:t>
-      </w:r>
-      <w:r>
-        <w:t xml:space="preserve">엘레나: 수술은 완벽했는데 환자는 여전히 회복할 시간이 필요한 것처럼요.</w:t>
-      </w:r>
-    </w:p>
-    <w:p>
-      <w:pPr>
-        <w:numPr>
-          <w:ilvl w:val="0"/>
-          <w:numId w:val="1002"/>
-        </w:numPr>
-      </w:pPr>
-      <w:r>
-        <w:t xml:space="preserve">MARISOL: Did I say</w:t>
-      </w:r>
-      <w:r>
-        <w:t xml:space="preserve"> </w:t>
-      </w:r>
-      <w:r>
-        <w:t xml:space="preserve">“</w:t>
-      </w:r>
-      <w:r>
-        <w:t xml:space="preserve">component</w:t>
-      </w:r>
-      <w:r>
-        <w:t xml:space="preserve">”</w:t>
-      </w:r>
-      <w:r>
-        <w:t xml:space="preserve"> </w:t>
-      </w:r>
-      <w:r>
         <w:t xml:space="preserve">too many times?</w:t>
       </w:r>
-      <w:r>
-        <w:t xml:space="preserve"> </w:t>
-      </w:r>
-      <w:r>
-        <w:t xml:space="preserve">마리솔: 제가</w:t>
-      </w:r>
-      <w:r>
-        <w:t xml:space="preserve"> </w:t>
-      </w:r>
-      <w:r>
-        <w:t xml:space="preserve">“</w:t>
-      </w:r>
-      <w:r>
-        <w:t xml:space="preserve">부품</w:t>
-      </w:r>
-      <w:r>
-        <w:t xml:space="preserve">”</w:t>
-      </w:r>
-      <w:r>
-        <w:t xml:space="preserve">을 너무 많이 말했나요?</w:t>
-      </w:r>
-    </w:p>
-    <w:p>
-      <w:pPr>
-        <w:numPr>
-          <w:ilvl w:val="0"/>
-          <w:numId w:val="1002"/>
-        </w:numPr>
+    </w:p>
+    <w:p>
+      <w:pPr>
+        <w:pStyle w:val="BodyText"/>
       </w:pPr>
       <w:r>
         <w:t xml:space="preserve">LEO: Exactly the right number of times. Once.</w:t>
-      </w:r>
-      <w:r>
-        <w:t xml:space="preserve"> </w:t>
-      </w:r>
-      <w:r>
-        <w:t xml:space="preserve">레오: 정확히 맞는 횟수였어요. 한 번.</w:t>
       </w:r>
     </w:p>
     <w:bookmarkEnd w:id="22"/>
@@ -1560,163 +996,79 @@
     </w:p>
     <w:p>
       <w:pPr>
-        <w:numPr>
-          <w:ilvl w:val="0"/>
-          <w:numId w:val="1003"/>
-        </w:numPr>
+        <w:pStyle w:val="FirstParagraph"/>
       </w:pPr>
       <w:r>
         <w:t xml:space="preserve">PAUL: After-hours. Thirty-four twenty at the close. Now twenty-nine. Twenty-eight fifty. Twenty-eight oh five.</w:t>
       </w:r>
-      <w:r>
-        <w:t xml:space="preserve"> </w:t>
-      </w:r>
-      <w:r>
-        <w:t xml:space="preserve">폴: 시간외. 종가 34달러 20센트. 지금 29. 28.50. 28.05.</w:t>
-      </w:r>
-    </w:p>
-    <w:p>
-      <w:pPr>
-        <w:numPr>
-          <w:ilvl w:val="0"/>
-          <w:numId w:val="1003"/>
-        </w:numPr>
+    </w:p>
+    <w:p>
+      <w:pPr>
+        <w:pStyle w:val="BodyText"/>
       </w:pPr>
       <w:r>
         <w:t xml:space="preserve">NOAH: How much is that?</w:t>
       </w:r>
-      <w:r>
-        <w:t xml:space="preserve"> </w:t>
-      </w:r>
-      <w:r>
-        <w:t xml:space="preserve">노아: 그게 얼마예요?</w:t>
-      </w:r>
-    </w:p>
-    <w:p>
-      <w:pPr>
-        <w:numPr>
-          <w:ilvl w:val="0"/>
-          <w:numId w:val="1003"/>
-        </w:numPr>
+    </w:p>
+    <w:p>
+      <w:pPr>
+        <w:pStyle w:val="BodyText"/>
       </w:pPr>
       <w:r>
         <w:t xml:space="preserve">PAUL: Down about eighteen percent. Roughly three hundred million dollars of market value in forty minutes.</w:t>
       </w:r>
-      <w:r>
-        <w:t xml:space="preserve"> </w:t>
-      </w:r>
-      <w:r>
-        <w:t xml:space="preserve">폴: 약 18% 하락. 40분 만에 시가총액 약 3억 달러.</w:t>
-      </w:r>
-    </w:p>
-    <w:p>
-      <w:pPr>
-        <w:numPr>
-          <w:ilvl w:val="0"/>
-          <w:numId w:val="1003"/>
-        </w:numPr>
+    </w:p>
+    <w:p>
+      <w:pPr>
+        <w:pStyle w:val="BodyText"/>
       </w:pPr>
       <w:r>
         <w:t xml:space="preserve">PRIYA: Three hundred million. That’s ten Line Cs.</w:t>
       </w:r>
-      <w:r>
-        <w:t xml:space="preserve"> </w:t>
-      </w:r>
-      <w:r>
-        <w:t xml:space="preserve">프리야: 3억. 라인 C 열 개네요.</w:t>
-      </w:r>
-    </w:p>
-    <w:p>
-      <w:pPr>
-        <w:numPr>
-          <w:ilvl w:val="0"/>
-          <w:numId w:val="1003"/>
-        </w:numPr>
+    </w:p>
+    <w:p>
+      <w:pPr>
+        <w:pStyle w:val="BodyText"/>
       </w:pPr>
       <w:r>
         <w:t xml:space="preserve">RUTH: It’s not money we had. It’s money the market thought we might have. There’s a difference.</w:t>
       </w:r>
-      <w:r>
-        <w:t xml:space="preserve"> </w:t>
-      </w:r>
-      <w:r>
-        <w:t xml:space="preserve">루스: 우리가 가졌던 돈이 아니에요. 시장이 우리가 가질지 모른다고 생각한 돈이죠. 차이가 있어요.</w:t>
-      </w:r>
-    </w:p>
-    <w:p>
-      <w:pPr>
-        <w:numPr>
-          <w:ilvl w:val="0"/>
-          <w:numId w:val="1003"/>
-        </w:numPr>
+    </w:p>
+    <w:p>
+      <w:pPr>
+        <w:pStyle w:val="BodyText"/>
       </w:pPr>
       <w:r>
         <w:t xml:space="preserve">NOAH: Ruth, you predicted ten to twenty percent. You were right too.</w:t>
       </w:r>
-      <w:r>
-        <w:t xml:space="preserve"> </w:t>
-      </w:r>
-      <w:r>
-        <w:t xml:space="preserve">노아: 루스, 10에서 20%라고 예측했죠. 당신도 맞았네요.</w:t>
-      </w:r>
-    </w:p>
-    <w:p>
-      <w:pPr>
-        <w:numPr>
-          <w:ilvl w:val="0"/>
-          <w:numId w:val="1003"/>
-        </w:numPr>
+    </w:p>
+    <w:p>
+      <w:pPr>
+        <w:pStyle w:val="BodyText"/>
       </w:pPr>
       <w:r>
         <w:t xml:space="preserve">RUTH: I’m always right about the stock. It’s the only thing I’m not allowed to say in public.</w:t>
       </w:r>
-      <w:r>
-        <w:t xml:space="preserve"> </w:t>
-      </w:r>
-      <w:r>
-        <w:t xml:space="preserve">루스: 주가에 대해선 늘 맞아요. 공개적으로 말할 수 없는 유일한 거죠.</w:t>
-      </w:r>
-    </w:p>
-    <w:p>
-      <w:pPr>
-        <w:numPr>
-          <w:ilvl w:val="0"/>
-          <w:numId w:val="1003"/>
-        </w:numPr>
+    </w:p>
+    <w:p>
+      <w:pPr>
+        <w:pStyle w:val="BodyText"/>
       </w:pPr>
       <w:r>
         <w:t xml:space="preserve">PAUL: Messages from investors. Most are polite. Two are not.</w:t>
       </w:r>
-      <w:r>
-        <w:t xml:space="preserve"> </w:t>
-      </w:r>
-      <w:r>
-        <w:t xml:space="preserve">폴: 투자자 메시지들. 대부분 정중해요. 둘은 아니고요.</w:t>
-      </w:r>
-    </w:p>
-    <w:p>
-      <w:pPr>
-        <w:numPr>
-          <w:ilvl w:val="0"/>
-          <w:numId w:val="1003"/>
-        </w:numPr>
+    </w:p>
+    <w:p>
+      <w:pPr>
+        <w:pStyle w:val="BodyText"/>
       </w:pPr>
       <w:r>
         <w:t xml:space="preserve">NOAH: Read me one of each.</w:t>
       </w:r>
-      <w:r>
-        <w:t xml:space="preserve"> </w:t>
-      </w:r>
-      <w:r>
-        <w:t xml:space="preserve">노아: 하나씩 읽어 줘요.</w:t>
-      </w:r>
-    </w:p>
-    <w:p>
-      <w:pPr>
-        <w:numPr>
-          <w:ilvl w:val="0"/>
-          <w:numId w:val="1003"/>
-        </w:numPr>
+    </w:p>
+    <w:p>
+      <w:pPr>
+        <w:pStyle w:val="BodyText"/>
       </w:pPr>
       <w:r>
         <w:t xml:space="preserve">PAUL: The rude one:</w:t>
@@ -1733,11 +1085,13 @@
       <w:r>
         <w:t xml:space="preserve">”</w:t>
       </w:r>
-      <w:r>
-        <w:t xml:space="preserve"> </w:t>
-      </w:r>
-      <w:r>
-        <w:t xml:space="preserve">폴: 무례한 거:</w:t>
+    </w:p>
+    <w:p>
+      <w:pPr>
+        <w:pStyle w:val="BodyText"/>
+      </w:pPr>
+      <w:r>
+        <w:t xml:space="preserve">RUTH: And Marcy. Two words, then two more.</w:t>
       </w:r>
       <w:r>
         <w:t xml:space="preserve"> </w:t>
@@ -1746,7 +1100,7 @@
         <w:t xml:space="preserve">“</w:t>
       </w:r>
       <w:r>
-        <w:t xml:space="preserve">27에 공모하고 지금 28이네. 테이블에 돈을 남기더니 그것마저 잃었군.</w:t>
+        <w:t xml:space="preserve">Still here. Ten years.</w:t>
       </w:r>
       <w:r>
         <w:t xml:space="preserve">”</w:t>
@@ -1754,13 +1108,66 @@
     </w:p>
     <w:p>
       <w:pPr>
-        <w:numPr>
-          <w:ilvl w:val="0"/>
-          <w:numId w:val="1003"/>
-        </w:numPr>
-      </w:pPr>
-      <w:r>
-        <w:t xml:space="preserve">RUTH: And Marcy. Two words, then two more.</w:t>
+        <w:pStyle w:val="BodyText"/>
+      </w:pPr>
+      <w:r>
+        <w:t xml:space="preserve">ELENA: Still here. That’s all a patient needs to hear, too.</w:t>
+      </w:r>
+    </w:p>
+    <w:p>
+      <w:pPr>
+        <w:pStyle w:val="BodyText"/>
+      </w:pPr>
+      <w:r>
+        <w:t xml:space="preserve">DIANE: Legal note. Nobody here comments on the stock. Not online. Not at dinner. Not to your brother-in-law.</w:t>
+      </w:r>
+    </w:p>
+    <w:p>
+      <w:pPr>
+        <w:pStyle w:val="BodyText"/>
+      </w:pPr>
+      <w:r>
+        <w:t xml:space="preserve">NOAH: And tomorrow’s town hall? Seven hundred people. They’ll all have seen it.</w:t>
+      </w:r>
+    </w:p>
+    <w:p>
+      <w:pPr>
+        <w:pStyle w:val="BodyText"/>
+      </w:pPr>
+      <w:r>
+        <w:t xml:space="preserve">RUTH: Don’t talk about the number. Talk about the reasons, the plan, and what you’d change. Then take questions.</w:t>
+      </w:r>
+    </w:p>
+    <w:p>
+      <w:pPr>
+        <w:pStyle w:val="BodyText"/>
+      </w:pPr>
+      <w:r>
+        <w:t xml:space="preserve">PRIYA: What would you change, Noah? Honestly?</w:t>
+      </w:r>
+    </w:p>
+    <w:p>
+      <w:pPr>
+        <w:pStyle w:val="BodyText"/>
+      </w:pPr>
+      <w:r>
+        <w:t xml:space="preserve">NOAH: I’d have challenged our February forecast harder. The IPO made us optimistic. Korea’s evidence didn’t. That’s on me.</w:t>
+      </w:r>
+    </w:p>
+    <w:p>
+      <w:pPr>
+        <w:pStyle w:val="BodyText"/>
+      </w:pPr>
+      <w:r>
+        <w:t xml:space="preserve">PRIYA: Then say that tomorrow. Exactly like that.</w:t>
+      </w:r>
+    </w:p>
+    <w:p>
+      <w:pPr>
+        <w:pStyle w:val="BodyText"/>
+      </w:pPr>
+      <w:r>
+        <w:t xml:space="preserve">MARISOL: And I’ll explain Line C to the manufacturing team myself. They’ll hear</w:t>
       </w:r>
       <w:r>
         <w:t xml:space="preserve"> </w:t>
@@ -1769,7 +1176,7 @@
         <w:t xml:space="preserve">“</w:t>
       </w:r>
       <w:r>
-        <w:t xml:space="preserve">Still here. Ten years.</w:t>
+        <w:t xml:space="preserve">delay</w:t>
       </w:r>
       <w:r>
         <w:t xml:space="preserve">”</w:t>
@@ -1778,7 +1185,7 @@
         <w:t xml:space="preserve"> </w:t>
       </w:r>
       <w:r>
-        <w:t xml:space="preserve">루스: 그리고 마시. 두 단어, 그다음 두 단어 더.</w:t>
+        <w:t xml:space="preserve">and think</w:t>
       </w:r>
       <w:r>
         <w:t xml:space="preserve"> </w:t>
@@ -1787,7 +1194,7 @@
         <w:t xml:space="preserve">“</w:t>
       </w:r>
       <w:r>
-        <w:t xml:space="preserve">아직 여기. 10년.</w:t>
+        <w:t xml:space="preserve">blame.</w:t>
       </w:r>
       <w:r>
         <w:t xml:space="preserve">”</w:t>
@@ -1795,385 +1202,90 @@
     </w:p>
     <w:p>
       <w:pPr>
-        <w:numPr>
-          <w:ilvl w:val="0"/>
-          <w:numId w:val="1003"/>
-        </w:numPr>
-      </w:pPr>
-      <w:r>
-        <w:t xml:space="preserve">ELENA: Still here. That’s all a patient needs to hear, too.</w:t>
-      </w:r>
-      <w:r>
-        <w:t xml:space="preserve"> </w:t>
-      </w:r>
-      <w:r>
-        <w:t xml:space="preserve">엘레나: 아직 여기 있다. 환자가 들어야 할 말도 그게 전부예요.</w:t>
-      </w:r>
-    </w:p>
-    <w:p>
-      <w:pPr>
-        <w:numPr>
-          <w:ilvl w:val="0"/>
-          <w:numId w:val="1003"/>
-        </w:numPr>
-      </w:pPr>
-      <w:r>
-        <w:t xml:space="preserve">DIANE: Legal note. Nobody here comments on the stock. Not online. Not at dinner. Not to your brother-in-law.</w:t>
-      </w:r>
-      <w:r>
-        <w:t xml:space="preserve"> </w:t>
-      </w:r>
-      <w:r>
-        <w:t xml:space="preserve">다이앤: 법적 참고. 여기 누구도 주가에 대해 언급하지 않아요. 온라인에서도. 저녁 자리에서도. 처남한테도.</w:t>
-      </w:r>
-    </w:p>
-    <w:p>
-      <w:pPr>
-        <w:numPr>
-          <w:ilvl w:val="0"/>
-          <w:numId w:val="1003"/>
-        </w:numPr>
-      </w:pPr>
-      <w:r>
-        <w:t xml:space="preserve">NOAH: And tomorrow’s town hall? Seven hundred people. They’ll all have seen it.</w:t>
-      </w:r>
-      <w:r>
-        <w:t xml:space="preserve"> </w:t>
-      </w:r>
-      <w:r>
-        <w:t xml:space="preserve">노아: 내일 타운홀은요? 700명. 다들 봤을 거예요.</w:t>
-      </w:r>
-    </w:p>
-    <w:p>
-      <w:pPr>
-        <w:numPr>
-          <w:ilvl w:val="0"/>
-          <w:numId w:val="1003"/>
-        </w:numPr>
-      </w:pPr>
-      <w:r>
-        <w:t xml:space="preserve">RUTH: Don’t talk about the number. Talk about the reasons, the plan, and what you’d change. Then take questions.</w:t>
-      </w:r>
-      <w:r>
-        <w:t xml:space="preserve"> </w:t>
-      </w:r>
-      <w:r>
-        <w:t xml:space="preserve">루스: 숫자 얘기는 하지 마요. 이유와 계획, 그리고 무엇을 바꾸겠는지 말해요. 그다음 질문을 받고요.</w:t>
-      </w:r>
-    </w:p>
-    <w:p>
-      <w:pPr>
-        <w:numPr>
-          <w:ilvl w:val="0"/>
-          <w:numId w:val="1003"/>
-        </w:numPr>
-      </w:pPr>
-      <w:r>
-        <w:t xml:space="preserve">PRIYA: What would you change, Noah? Honestly?</w:t>
-      </w:r>
-      <w:r>
-        <w:t xml:space="preserve"> </w:t>
-      </w:r>
-      <w:r>
-        <w:t xml:space="preserve">프리야: 뭘 바꾸겠어요, 노아? 솔직히?</w:t>
-      </w:r>
-    </w:p>
-    <w:p>
-      <w:pPr>
-        <w:numPr>
-          <w:ilvl w:val="0"/>
-          <w:numId w:val="1003"/>
-        </w:numPr>
-      </w:pPr>
-      <w:r>
-        <w:t xml:space="preserve">NOAH: I’d have challenged our February forecast harder. The IPO made us optimistic. Korea’s evidence didn’t. That’s on me.</w:t>
-      </w:r>
-      <w:r>
-        <w:t xml:space="preserve"> </w:t>
-      </w:r>
-      <w:r>
-        <w:t xml:space="preserve">노아: 2월 예측에 더 강하게 반대했어야 했어요. IPO가 우리를 낙관적으로 만들었죠. 한국의 증거는 그렇지 않았고요. 그건 내 책임이에요.</w:t>
-      </w:r>
-    </w:p>
-    <w:p>
-      <w:pPr>
-        <w:numPr>
-          <w:ilvl w:val="0"/>
-          <w:numId w:val="1003"/>
-        </w:numPr>
-      </w:pPr>
-      <w:r>
-        <w:t xml:space="preserve">PRIYA: Then say that tomorrow. Exactly like that.</w:t>
-      </w:r>
-      <w:r>
-        <w:t xml:space="preserve"> </w:t>
-      </w:r>
-      <w:r>
-        <w:t xml:space="preserve">프리야: 그럼 내일 그렇게 말해요. 딱 그대로.</w:t>
-      </w:r>
-    </w:p>
-    <w:p>
-      <w:pPr>
-        <w:numPr>
-          <w:ilvl w:val="0"/>
-          <w:numId w:val="1003"/>
-        </w:numPr>
-      </w:pPr>
-      <w:r>
-        <w:t xml:space="preserve">MARISOL: And I’ll explain Line C to the manufacturing team myself. They’ll hear</w:t>
-      </w:r>
-      <w:r>
-        <w:t xml:space="preserve"> </w:t>
-      </w:r>
-      <w:r>
-        <w:t xml:space="preserve">“</w:t>
-      </w:r>
-      <w:r>
-        <w:t xml:space="preserve">delay</w:t>
-      </w:r>
-      <w:r>
-        <w:t xml:space="preserve">”</w:t>
-      </w:r>
-      <w:r>
-        <w:t xml:space="preserve"> </w:t>
-      </w:r>
-      <w:r>
-        <w:t xml:space="preserve">and think</w:t>
-      </w:r>
-      <w:r>
-        <w:t xml:space="preserve"> </w:t>
-      </w:r>
-      <w:r>
-        <w:t xml:space="preserve">“</w:t>
-      </w:r>
-      <w:r>
-        <w:t xml:space="preserve">blame.</w:t>
-      </w:r>
-      <w:r>
-        <w:t xml:space="preserve">”</w:t>
-      </w:r>
-      <w:r>
-        <w:t xml:space="preserve"> </w:t>
-      </w:r>
-      <w:r>
-        <w:t xml:space="preserve">마리솔: 그리고 라인 C는 내가 생산팀에 직접 설명할게요.</w:t>
-      </w:r>
-      <w:r>
-        <w:t xml:space="preserve"> </w:t>
-      </w:r>
-      <w:r>
-        <w:t xml:space="preserve">“</w:t>
-      </w:r>
-      <w:r>
-        <w:t xml:space="preserve">지연</w:t>
-      </w:r>
-      <w:r>
-        <w:t xml:space="preserve">”</w:t>
-      </w:r>
-      <w:r>
-        <w:t xml:space="preserve">을 들으면</w:t>
-      </w:r>
-      <w:r>
-        <w:t xml:space="preserve"> </w:t>
-      </w:r>
-      <w:r>
-        <w:t xml:space="preserve">“</w:t>
-      </w:r>
-      <w:r>
-        <w:t xml:space="preserve">탓</w:t>
-      </w:r>
-      <w:r>
-        <w:t xml:space="preserve">”</w:t>
-      </w:r>
-      <w:r>
-        <w:t xml:space="preserve">이라고 생각할 테니까.</w:t>
-      </w:r>
-    </w:p>
-    <w:p>
-      <w:pPr>
-        <w:numPr>
-          <w:ilvl w:val="0"/>
-          <w:numId w:val="1003"/>
-        </w:numPr>
+        <w:pStyle w:val="BodyText"/>
       </w:pPr>
       <w:r>
         <w:t xml:space="preserve">LEO: Nobody gets blamed for finding a problem. That’s principle four.</w:t>
       </w:r>
-      <w:r>
-        <w:t xml:space="preserve"> </w:t>
-      </w:r>
-      <w:r>
-        <w:t xml:space="preserve">레오: 문제를 찾았다고 탓받는 사람은 없어요. 그게 원칙 4번이에요.</w:t>
-      </w:r>
-    </w:p>
-    <w:p>
-      <w:pPr>
-        <w:numPr>
-          <w:ilvl w:val="0"/>
-          <w:numId w:val="1003"/>
-        </w:numPr>
+    </w:p>
+    <w:p>
+      <w:pPr>
+        <w:pStyle w:val="BodyText"/>
       </w:pPr>
       <w:r>
         <w:t xml:space="preserve">ELENA: Noah. It’s six. Claire’s in the parking lot. She brought tacos. Go.</w:t>
       </w:r>
-      <w:r>
-        <w:t xml:space="preserve"> </w:t>
-      </w:r>
-      <w:r>
-        <w:t xml:space="preserve">엘레나: 노아. 6시예요. 클레어가 주차장에 있어요. 타코 가져왔대요. 가요.</w:t>
-      </w:r>
-    </w:p>
-    <w:p>
-      <w:pPr>
-        <w:numPr>
-          <w:ilvl w:val="0"/>
-          <w:numId w:val="1003"/>
-        </w:numPr>
+    </w:p>
+    <w:p>
+      <w:pPr>
+        <w:pStyle w:val="BodyText"/>
       </w:pPr>
       <w:r>
         <w:t xml:space="preserve">NOAH: The stock just lost three hundred million dollars.</w:t>
       </w:r>
-      <w:r>
-        <w:t xml:space="preserve"> </w:t>
-      </w:r>
-      <w:r>
-        <w:t xml:space="preserve">노아: 주가가 방금 3억 달러를 잃었어요.</w:t>
-      </w:r>
-    </w:p>
-    <w:p>
-      <w:pPr>
-        <w:numPr>
-          <w:ilvl w:val="0"/>
-          <w:numId w:val="1003"/>
-        </w:numPr>
+    </w:p>
+    <w:p>
+      <w:pPr>
+        <w:pStyle w:val="BodyText"/>
       </w:pPr>
       <w:r>
         <w:t xml:space="preserve">ELENA: Is it a patient, a recall, or a regulator?</w:t>
       </w:r>
-      <w:r>
-        <w:t xml:space="preserve"> </w:t>
-      </w:r>
-      <w:r>
-        <w:t xml:space="preserve">엘레나: 환자예요, 회수예요, 규제 기관이에요?</w:t>
-      </w:r>
-    </w:p>
-    <w:p>
-      <w:pPr>
-        <w:numPr>
-          <w:ilvl w:val="0"/>
-          <w:numId w:val="1003"/>
-        </w:numPr>
+    </w:p>
+    <w:p>
+      <w:pPr>
+        <w:pStyle w:val="BodyText"/>
       </w:pPr>
       <w:r>
         <w:t xml:space="preserve">NOAH: …None of the three.</w:t>
       </w:r>
-      <w:r>
-        <w:t xml:space="preserve"> </w:t>
-      </w:r>
-      <w:r>
-        <w:t xml:space="preserve">노아: …셋 다 아니에요.</w:t>
-      </w:r>
-    </w:p>
-    <w:p>
-      <w:pPr>
-        <w:numPr>
-          <w:ilvl w:val="0"/>
-          <w:numId w:val="1003"/>
-        </w:numPr>
+    </w:p>
+    <w:p>
+      <w:pPr>
+        <w:pStyle w:val="BodyText"/>
       </w:pPr>
       <w:r>
         <w:t xml:space="preserve">ELENA: Then it’s not an emergency. Tacos.</w:t>
       </w:r>
-      <w:r>
-        <w:t xml:space="preserve"> </w:t>
-      </w:r>
-      <w:r>
-        <w:t xml:space="preserve">엘레나: 그럼 응급이 아니에요. 타코.</w:t>
-      </w:r>
-    </w:p>
-    <w:p>
-      <w:pPr>
-        <w:numPr>
-          <w:ilvl w:val="0"/>
-          <w:numId w:val="1003"/>
-        </w:numPr>
+    </w:p>
+    <w:p>
+      <w:pPr>
+        <w:pStyle w:val="BodyText"/>
       </w:pPr>
       <w:r>
         <w:t xml:space="preserve">CLAIRE: How bad?</w:t>
       </w:r>
-      <w:r>
-        <w:t xml:space="preserve"> </w:t>
-      </w:r>
-      <w:r>
-        <w:t xml:space="preserve">클레어: 얼마나 나빠?</w:t>
-      </w:r>
-    </w:p>
-    <w:p>
-      <w:pPr>
-        <w:numPr>
-          <w:ilvl w:val="0"/>
-          <w:numId w:val="1003"/>
-        </w:numPr>
+    </w:p>
+    <w:p>
+      <w:pPr>
+        <w:pStyle w:val="BodyText"/>
       </w:pPr>
       <w:r>
         <w:t xml:space="preserve">NOAH: Eighteen percent. In forty minutes. Ruth says we did well and the stock did badly.</w:t>
       </w:r>
-      <w:r>
-        <w:t xml:space="preserve"> </w:t>
-      </w:r>
-      <w:r>
-        <w:t xml:space="preserve">노아: 18%. 40분 만에. 루스는 우리는 잘했고 주가가 못 했대.</w:t>
-      </w:r>
-    </w:p>
-    <w:p>
-      <w:pPr>
-        <w:numPr>
-          <w:ilvl w:val="0"/>
-          <w:numId w:val="1003"/>
-        </w:numPr>
+    </w:p>
+    <w:p>
+      <w:pPr>
+        <w:pStyle w:val="BodyText"/>
       </w:pPr>
       <w:r>
         <w:t xml:space="preserve">CLAIRE: In engineering, we test a new bridge by loading it until it’s uncomfortable. The first load test always looks scary from the outside. What matters is whether anything actually cracked.</w:t>
       </w:r>
-      <w:r>
-        <w:t xml:space="preserve"> </w:t>
-      </w:r>
-      <w:r>
-        <w:t xml:space="preserve">클레어: 공학에선 새 다리를 불편할 만큼 하중을 올려서 시험해. 첫 하중 시험은 밖에서 보면 늘 무서워 보여. 중요한 건 실제로 뭔가 금이 갔느냐야.</w:t>
-      </w:r>
-    </w:p>
-    <w:p>
-      <w:pPr>
-        <w:numPr>
-          <w:ilvl w:val="0"/>
-          <w:numId w:val="1003"/>
-        </w:numPr>
+    </w:p>
+    <w:p>
+      <w:pPr>
+        <w:pStyle w:val="BodyText"/>
       </w:pPr>
       <w:r>
         <w:t xml:space="preserve">NOAH: Nothing cracked. We told the truth. Every answer.</w:t>
       </w:r>
-      <w:r>
-        <w:t xml:space="preserve"> </w:t>
-      </w:r>
-      <w:r>
-        <w:t xml:space="preserve">노아: 금 간 건 없어. 진실을 말했어. 모든 답에서.</w:t>
-      </w:r>
-    </w:p>
-    <w:p>
-      <w:pPr>
-        <w:numPr>
-          <w:ilvl w:val="0"/>
-          <w:numId w:val="1003"/>
-        </w:numPr>
+    </w:p>
+    <w:p>
+      <w:pPr>
+        <w:pStyle w:val="BodyText"/>
       </w:pPr>
       <w:r>
         <w:t xml:space="preserve">CLAIRE: Then eat your tacos. The bridge is fine.</w:t>
-      </w:r>
-      <w:r>
-        <w:t xml:space="preserve"> </w:t>
-      </w:r>
-      <w:r>
-        <w:t xml:space="preserve">클레어: 그럼 타코 먹어. 다리는 괜찮아.</w:t>
       </w:r>
     </w:p>
     <w:bookmarkEnd w:id="23"/>
@@ -2188,350 +1300,167 @@
     </w:p>
     <w:p>
       <w:pPr>
-        <w:numPr>
-          <w:ilvl w:val="0"/>
-          <w:numId w:val="1004"/>
-        </w:numPr>
+        <w:pStyle w:val="FirstParagraph"/>
       </w:pPr>
       <w:r>
         <w:t xml:space="preserve">NOAH: Good morning. Most of you saw what happened to our stock yesterday, and some of you have already done the math on your options. I’m not going to talk about the number this morning; I’m going to talk about why it happened and what we’ll do.</w:t>
       </w:r>
-      <w:r>
-        <w:t xml:space="preserve"> </w:t>
-      </w:r>
-      <w:r>
-        <w:t xml:space="preserve">노아: 좋은 아침입니다. 대부분 어제 우리 주가에 무슨 일이 있었는지 봤고, 몇몇은 이미 옵션 계산을 해 봤을 겁니다. 오늘 아침엔 숫자 얘기는 하지 않겠습니다. 왜 그런 일이 일어났고 우리가 무엇을 할지 얘기하겠습니다.</w:t>
-      </w:r>
-    </w:p>
-    <w:p>
-      <w:pPr>
-        <w:numPr>
-          <w:ilvl w:val="0"/>
-          <w:numId w:val="1004"/>
-        </w:numPr>
+    </w:p>
+    <w:p>
+      <w:pPr>
+        <w:pStyle w:val="BodyText"/>
       </w:pPr>
       <w:r>
         <w:t xml:space="preserve">BEN: Can I ask something first? Before you explain?</w:t>
       </w:r>
-      <w:r>
-        <w:t xml:space="preserve"> </w:t>
-      </w:r>
-      <w:r>
-        <w:t xml:space="preserve">벤: 먼저 하나 물어봐도 돼요? 설명하시기 전에?</w:t>
-      </w:r>
-    </w:p>
-    <w:p>
-      <w:pPr>
-        <w:numPr>
-          <w:ilvl w:val="0"/>
-          <w:numId w:val="1004"/>
-        </w:numPr>
+    </w:p>
+    <w:p>
+      <w:pPr>
+        <w:pStyle w:val="BodyText"/>
       </w:pPr>
       <w:r>
         <w:t xml:space="preserve">NOAH: Of course, Ben.</w:t>
       </w:r>
-      <w:r>
-        <w:t xml:space="preserve"> </w:t>
-      </w:r>
-      <w:r>
-        <w:t xml:space="preserve">노아: 물론이죠, 벤.</w:t>
-      </w:r>
-    </w:p>
-    <w:p>
-      <w:pPr>
-        <w:numPr>
-          <w:ilvl w:val="0"/>
-          <w:numId w:val="1004"/>
-        </w:numPr>
+    </w:p>
+    <w:p>
+      <w:pPr>
+        <w:pStyle w:val="BodyText"/>
       </w:pPr>
       <w:r>
         <w:t xml:space="preserve">BEN: Did we do something wrong? The warehouse team keeps asking me. We shipped everything on time.</w:t>
       </w:r>
-      <w:r>
-        <w:t xml:space="preserve"> </w:t>
-      </w:r>
-      <w:r>
-        <w:t xml:space="preserve">벤: 우리가 뭘 잘못했어요? 창고팀이 계속 물어봐요. 우린 다 제때 출하했거든요.</w:t>
-      </w:r>
-    </w:p>
-    <w:p>
-      <w:pPr>
-        <w:numPr>
-          <w:ilvl w:val="0"/>
-          <w:numId w:val="1004"/>
-        </w:numPr>
+    </w:p>
+    <w:p>
+      <w:pPr>
+        <w:pStyle w:val="BodyText"/>
       </w:pPr>
       <w:r>
         <w:t xml:space="preserve">NOAH: No. You didn’t. I did. I let the plan get ahead of the evidence in Korea, because I was excited about the IPO, and the market noticed before I admitted it to myself. The warehouse shipped every order on time, and I want everyone to hear that.</w:t>
       </w:r>
-      <w:r>
-        <w:t xml:space="preserve"> </w:t>
-      </w:r>
-      <w:r>
-        <w:t xml:space="preserve">노아: 아니요. 여러분은 아니에요. 제가 그랬어요. IPO에 들떠서 한국의 증거보다 계획을 앞서가게 놔뒀고, 제가 스스로 인정하기 전에 시장이 먼저 알아챘어요. 창고팀은 모든 주문을 제때 출하했어요. 모두가 그걸 들었으면 해요.</w:t>
-      </w:r>
-    </w:p>
-    <w:p>
-      <w:pPr>
-        <w:numPr>
-          <w:ilvl w:val="0"/>
-          <w:numId w:val="1004"/>
-        </w:numPr>
+    </w:p>
+    <w:p>
+      <w:pPr>
+        <w:pStyle w:val="BodyText"/>
       </w:pPr>
       <w:r>
         <w:t xml:space="preserve">BEN: …Thank you. I’ll tell them.</w:t>
       </w:r>
-      <w:r>
-        <w:t xml:space="preserve"> </w:t>
-      </w:r>
-      <w:r>
-        <w:t xml:space="preserve">벤: …감사합니다. 전할게요.</w:t>
-      </w:r>
-    </w:p>
-    <w:p>
-      <w:pPr>
-        <w:numPr>
-          <w:ilvl w:val="0"/>
-          <w:numId w:val="1004"/>
-        </w:numPr>
+    </w:p>
+    <w:p>
+      <w:pPr>
+        <w:pStyle w:val="BodyText"/>
       </w:pPr>
       <w:r>
         <w:t xml:space="preserve">LEO: Ben, remember the weather report? Yesterday was a storm. The building’s still standing.</w:t>
       </w:r>
-      <w:r>
-        <w:t xml:space="preserve"> </w:t>
-      </w:r>
-      <w:r>
-        <w:t xml:space="preserve">레오: 벤, 일기 예보 기억나? 어제는 폭풍이었어. 건물은 아직 서 있고.</w:t>
-      </w:r>
-    </w:p>
-    <w:p>
-      <w:pPr>
-        <w:numPr>
-          <w:ilvl w:val="0"/>
-          <w:numId w:val="1004"/>
-        </w:numPr>
+    </w:p>
+    <w:p>
+      <w:pPr>
+        <w:pStyle w:val="BodyText"/>
       </w:pPr>
       <w:r>
         <w:t xml:space="preserve">NOAH: The plan: Korea keeps its strategy. But Grace reports the reorder rate to everyone, monthly. You’ll see evidence first.</w:t>
       </w:r>
-      <w:r>
-        <w:t xml:space="preserve"> </w:t>
-      </w:r>
-      <w:r>
-        <w:t xml:space="preserve">노아: 계획: 한국은 전략을 유지합니다. 하지만 그레이스가 매달 재주문율을 전원에게 보고합니다. 여러분이 증거를 먼저 보게 됩니다.</w:t>
-      </w:r>
-    </w:p>
-    <w:p>
-      <w:pPr>
-        <w:numPr>
-          <w:ilvl w:val="0"/>
-          <w:numId w:val="1004"/>
-        </w:numPr>
+    </w:p>
+    <w:p>
+      <w:pPr>
+        <w:pStyle w:val="BodyText"/>
       </w:pPr>
       <w:r>
         <w:t xml:space="preserve">MARISOL: Line C gets a second supplier by September. The team caught it early. Three months, not nine.</w:t>
       </w:r>
-      <w:r>
-        <w:t xml:space="preserve"> </w:t>
-      </w:r>
-      <w:r>
-        <w:t xml:space="preserve">마리솔: 라인 C는 9월까지 두 번째 공급사를 확보합니다. 팀이 일찍 잡아냈어요. 9개월이 아니라 3개월.</w:t>
-      </w:r>
-    </w:p>
-    <w:p>
-      <w:pPr>
-        <w:numPr>
-          <w:ilvl w:val="0"/>
-          <w:numId w:val="1004"/>
-        </w:numPr>
+    </w:p>
+    <w:p>
+      <w:pPr>
+        <w:pStyle w:val="BodyText"/>
       </w:pPr>
       <w:r>
         <w:t xml:space="preserve">TECH: Can I ask about the options? Is it true we can’t sell until September anyway?</w:t>
       </w:r>
-      <w:r>
-        <w:t xml:space="preserve"> </w:t>
-      </w:r>
-      <w:r>
-        <w:t xml:space="preserve">직원: 옵션에 대해 물어봐도 돼요? 어차피 9월까지 못 판다는 게 사실이에요?</w:t>
-      </w:r>
-    </w:p>
-    <w:p>
-      <w:pPr>
-        <w:numPr>
-          <w:ilvl w:val="0"/>
-          <w:numId w:val="1004"/>
-        </w:numPr>
+    </w:p>
+    <w:p>
+      <w:pPr>
+        <w:pStyle w:val="BodyText"/>
       </w:pPr>
       <w:r>
         <w:t xml:space="preserve">RUTH: True. The lock-up runs to September, then only open windows. Yesterday’s price changes nothing you can do today.</w:t>
       </w:r>
-      <w:r>
-        <w:t xml:space="preserve"> </w:t>
-      </w:r>
-      <w:r>
-        <w:t xml:space="preserve">루스: 사실이에요. 보호예수는 9월까지, 그 후엔 열린 기간에만. 어제 가격은 오늘 할 수 있는 걸 아무것도 바꾸지 않아요.</w:t>
-      </w:r>
-    </w:p>
-    <w:p>
-      <w:pPr>
-        <w:numPr>
-          <w:ilvl w:val="0"/>
-          <w:numId w:val="1004"/>
-        </w:numPr>
+    </w:p>
+    <w:p>
+      <w:pPr>
+        <w:pStyle w:val="BodyText"/>
       </w:pPr>
       <w:r>
         <w:t xml:space="preserve">PRIYA: And for the record, I’ve been through worse days. In year two, our gel turned into water in an autoclave.</w:t>
       </w:r>
-      <w:r>
-        <w:t xml:space="preserve"> </w:t>
-      </w:r>
-      <w:r>
-        <w:t xml:space="preserve">프리야: 그리고 참고로, 더 나쁜 날도 겪었어요. 2년 차엔 우리 젤이 고압 멸균기에서 물이 됐어요.</w:t>
-      </w:r>
-    </w:p>
-    <w:p>
-      <w:pPr>
-        <w:numPr>
-          <w:ilvl w:val="0"/>
-          <w:numId w:val="1004"/>
-        </w:numPr>
+    </w:p>
+    <w:p>
+      <w:pPr>
+        <w:pStyle w:val="BodyText"/>
       </w:pPr>
       <w:r>
         <w:t xml:space="preserve">ELENA: And in year four, we recalled three lots. This is a stock price. Nobody is hurt.</w:t>
       </w:r>
-      <w:r>
-        <w:t xml:space="preserve"> </w:t>
-      </w:r>
-      <w:r>
-        <w:t xml:space="preserve">엘레나: 그리고 4년 차엔 로트 세 개를 회수했죠. 이건 주가예요. 아무도 다치지 않았어요.</w:t>
-      </w:r>
-    </w:p>
-    <w:p>
-      <w:pPr>
-        <w:numPr>
-          <w:ilvl w:val="0"/>
-          <w:numId w:val="1004"/>
-        </w:numPr>
+    </w:p>
+    <w:p>
+      <w:pPr>
+        <w:pStyle w:val="BodyText"/>
       </w:pPr>
       <w:r>
         <w:t xml:space="preserve">NOAH: That’s the real point. On our worst day as a public company, no patient was harmed, no rule was broken, and nobody lied on a call. If that’s a bad day, I’ll take a hundred of them.</w:t>
       </w:r>
-      <w:r>
-        <w:t xml:space="preserve"> </w:t>
-      </w:r>
-      <w:r>
-        <w:t xml:space="preserve">노아: 그게 진짜 요점이에요. 상장사로서 최악의 날에, 다친 환자도 없고, 깬 규칙도 없고, 콜에서 거짓말한 사람도 없어요. 그게 나쁜 날이라면, 백 번이라도 받아들일게요.</w:t>
-      </w:r>
-    </w:p>
-    <w:p>
-      <w:pPr>
-        <w:numPr>
-          <w:ilvl w:val="0"/>
-          <w:numId w:val="1004"/>
-        </w:numPr>
+    </w:p>
+    <w:p>
+      <w:pPr>
+        <w:pStyle w:val="BodyText"/>
       </w:pPr>
       <w:r>
         <w:t xml:space="preserve">BEN: Can I say that to the warehouse? Word for word?</w:t>
       </w:r>
-      <w:r>
-        <w:t xml:space="preserve"> </w:t>
-      </w:r>
-      <w:r>
-        <w:t xml:space="preserve">벤: 그거 창고팀에 말해도 돼요? 한 글자도 안 빼고?</w:t>
-      </w:r>
-    </w:p>
-    <w:p>
-      <w:pPr>
-        <w:numPr>
-          <w:ilvl w:val="0"/>
-          <w:numId w:val="1004"/>
-        </w:numPr>
+    </w:p>
+    <w:p>
+      <w:pPr>
+        <w:pStyle w:val="BodyText"/>
       </w:pPr>
       <w:r>
         <w:t xml:space="preserve">NOAH: Word for word. It’s not material. It’s just true.</w:t>
       </w:r>
-      <w:r>
-        <w:t xml:space="preserve"> </w:t>
-      </w:r>
-      <w:r>
-        <w:t xml:space="preserve">노아: 한 글자도 안 빼고. 중요 정보가 아니라. 그냥 사실이니까.</w:t>
-      </w:r>
-    </w:p>
-    <w:p>
-      <w:pPr>
-        <w:numPr>
-          <w:ilvl w:val="0"/>
-          <w:numId w:val="1004"/>
-        </w:numPr>
+    </w:p>
+    <w:p>
+      <w:pPr>
+        <w:pStyle w:val="BodyText"/>
       </w:pPr>
       <w:r>
         <w:t xml:space="preserve">DIANE: I’ll allow it.</w:t>
       </w:r>
-      <w:r>
-        <w:t xml:space="preserve"> </w:t>
-      </w:r>
-      <w:r>
-        <w:t xml:space="preserve">다이앤: 허용할게요.</w:t>
-      </w:r>
-    </w:p>
-    <w:p>
-      <w:pPr>
-        <w:numPr>
-          <w:ilvl w:val="0"/>
-          <w:numId w:val="1004"/>
-        </w:numPr>
+    </w:p>
+    <w:p>
+      <w:pPr>
+        <w:pStyle w:val="BodyText"/>
       </w:pPr>
       <w:r>
         <w:t xml:space="preserve">RUTH: Noah. Dana’s report just came out. Seven a.m. New York.</w:t>
       </w:r>
-      <w:r>
-        <w:t xml:space="preserve"> </w:t>
-      </w:r>
-      <w:r>
-        <w:t xml:space="preserve">루스: 노아. 데이나 보고서가 방금 나왔어요. 뉴욕 오전 7시.</w:t>
-      </w:r>
-    </w:p>
-    <w:p>
-      <w:pPr>
-        <w:numPr>
-          <w:ilvl w:val="0"/>
-          <w:numId w:val="1004"/>
-        </w:numPr>
+    </w:p>
+    <w:p>
+      <w:pPr>
+        <w:pStyle w:val="BodyText"/>
       </w:pPr>
       <w:r>
         <w:t xml:space="preserve">NOAH: Read it. Out loud. Everyone can hear. It’s public now.</w:t>
       </w:r>
-      <w:r>
-        <w:t xml:space="preserve"> </w:t>
-      </w:r>
-      <w:r>
-        <w:t xml:space="preserve">노아: 읽어 줘요. 소리 내서. 모두 들어도 돼요. 이제 공개됐으니까.</w:t>
-      </w:r>
-    </w:p>
-    <w:p>
-      <w:pPr>
-        <w:numPr>
-          <w:ilvl w:val="0"/>
-          <w:numId w:val="1004"/>
-        </w:numPr>
+    </w:p>
+    <w:p>
+      <w:pPr>
+        <w:pStyle w:val="BodyText"/>
       </w:pPr>
       <w:r>
         <w:t xml:space="preserve">PAUL: Rating, Hold. Target cut from thirty-three to twenty-nine. Ruth, read the last line. Out loud.</w:t>
       </w:r>
-      <w:r>
-        <w:t xml:space="preserve"> </w:t>
-      </w:r>
-      <w:r>
-        <w:t xml:space="preserve">폴: 등급, 보유. 목표가 33에서 29로 하향. 루스, 마지막 줄 읽어 줘요. 소리 내서.</w:t>
-      </w:r>
-    </w:p>
-    <w:p>
-      <w:pPr>
-        <w:numPr>
-          <w:ilvl w:val="0"/>
-          <w:numId w:val="1004"/>
-        </w:numPr>
+    </w:p>
+    <w:p>
+      <w:pPr>
+        <w:pStyle w:val="BodyText"/>
       </w:pPr>
       <w:r>
         <w:t xml:space="preserve">RUTH:</w:t>
@@ -2548,91 +1477,37 @@
       <w:r>
         <w:t xml:space="preserve">”</w:t>
       </w:r>
-      <w:r>
-        <w:t xml:space="preserve"> </w:t>
-      </w:r>
-      <w:r>
-        <w:t xml:space="preserve">루스:</w:t>
-      </w:r>
-      <w:r>
-        <w:t xml:space="preserve"> </w:t>
-      </w:r>
-      <w:r>
-        <w:t xml:space="preserve">“</w:t>
-      </w:r>
-      <w:r>
-        <w:t xml:space="preserve">경영진 신뢰도: 이례적으로 높음. 우리가 묻기 전에 나쁜 소식을 먼저 말했다.</w:t>
-      </w:r>
-      <w:r>
-        <w:t xml:space="preserve">”</w:t>
-      </w:r>
-    </w:p>
-    <w:p>
-      <w:pPr>
-        <w:numPr>
-          <w:ilvl w:val="0"/>
-          <w:numId w:val="1004"/>
-        </w:numPr>
+    </w:p>
+    <w:p>
+      <w:pPr>
+        <w:pStyle w:val="BodyText"/>
       </w:pPr>
       <w:r>
         <w:t xml:space="preserve">PAUL: She cut the target by four dollars. And then she wrote that.</w:t>
       </w:r>
-      <w:r>
-        <w:t xml:space="preserve"> </w:t>
-      </w:r>
-      <w:r>
-        <w:t xml:space="preserve">폴: 목표가를 4달러 내렸어요. 그리고 그걸 썼어요.</w:t>
-      </w:r>
-    </w:p>
-    <w:p>
-      <w:pPr>
-        <w:numPr>
-          <w:ilvl w:val="0"/>
-          <w:numId w:val="1004"/>
-        </w:numPr>
+    </w:p>
+    <w:p>
+      <w:pPr>
+        <w:pStyle w:val="BodyText"/>
       </w:pPr>
       <w:r>
         <w:t xml:space="preserve">RUTH: That sentence is worth more than four dollars. Analysts quote each other. Every fund will read it by lunch.</w:t>
       </w:r>
-      <w:r>
-        <w:t xml:space="preserve"> </w:t>
-      </w:r>
-      <w:r>
-        <w:t xml:space="preserve">루스: 그 문장은 4달러보다 가치가 있어요. 애널리스트들은 서로 인용해요. 점심때까지 모든 펀드가 읽을 거예요.</w:t>
-      </w:r>
-    </w:p>
-    <w:p>
-      <w:pPr>
-        <w:numPr>
-          <w:ilvl w:val="0"/>
-          <w:numId w:val="1004"/>
-        </w:numPr>
+    </w:p>
+    <w:p>
+      <w:pPr>
+        <w:pStyle w:val="BodyText"/>
       </w:pPr>
       <w:r>
         <w:t xml:space="preserve">ELENA: Patients forgive complications. They don’t forgive surprises. Apparently, analysts are the same.</w:t>
       </w:r>
-      <w:r>
-        <w:t xml:space="preserve"> </w:t>
-      </w:r>
-      <w:r>
-        <w:t xml:space="preserve">엘레나: 환자는 합병증은 용서해요. 놀라게 한 건 용서 안 하고요. 애널리스트도 마찬가지인가 봐요.</w:t>
-      </w:r>
-    </w:p>
-    <w:p>
-      <w:pPr>
-        <w:numPr>
-          <w:ilvl w:val="0"/>
-          <w:numId w:val="1004"/>
-        </w:numPr>
+    </w:p>
+    <w:p>
+      <w:pPr>
+        <w:pStyle w:val="BodyText"/>
       </w:pPr>
       <w:r>
         <w:t xml:space="preserve">NOAH: Thank you, everyone. Back to work. The numbers that matter move slowly.</w:t>
-      </w:r>
-      <w:r>
-        <w:t xml:space="preserve"> </w:t>
-      </w:r>
-      <w:r>
-        <w:t xml:space="preserve">노아: 모두 감사합니다. 일하러 갑시다. 중요한 숫자는 천천히 움직여요.</w:t>
       </w:r>
     </w:p>
     <w:bookmarkEnd w:id="24"/>
@@ -2647,95 +1522,47 @@
     </w:p>
     <w:p>
       <w:pPr>
-        <w:numPr>
-          <w:ilvl w:val="0"/>
-          <w:numId w:val="1005"/>
-        </w:numPr>
+        <w:pStyle w:val="FirstParagraph"/>
       </w:pPr>
       <w:r>
         <w:t xml:space="preserve">RUTH: Good day, considering. Stock up two percent today. Not that we comment.</w:t>
       </w:r>
-      <w:r>
-        <w:t xml:space="preserve"> </w:t>
-      </w:r>
-      <w:r>
-        <w:t xml:space="preserve">루스: 상황을 감안하면 좋은 날이었어요. 오늘 주가 2% 올랐어요. 언급하진 않지만.</w:t>
-      </w:r>
-    </w:p>
-    <w:p>
-      <w:pPr>
-        <w:numPr>
-          <w:ilvl w:val="0"/>
-          <w:numId w:val="1005"/>
-        </w:numPr>
+    </w:p>
+    <w:p>
+      <w:pPr>
+        <w:pStyle w:val="BodyText"/>
       </w:pPr>
       <w:r>
         <w:t xml:space="preserve">NOAH: Not that we comment.</w:t>
       </w:r>
-      <w:r>
-        <w:t xml:space="preserve"> </w:t>
-      </w:r>
-      <w:r>
-        <w:t xml:space="preserve">노아: 언급하진 않지만.</w:t>
-      </w:r>
-    </w:p>
-    <w:p>
-      <w:pPr>
-        <w:numPr>
-          <w:ilvl w:val="0"/>
-          <w:numId w:val="1005"/>
-        </w:numPr>
+    </w:p>
+    <w:p>
+      <w:pPr>
+        <w:pStyle w:val="BodyText"/>
       </w:pPr>
       <w:r>
         <w:t xml:space="preserve">PAUL: Grace is calling. From Seoul. She says it’s urgent. Not a stock thing.</w:t>
       </w:r>
-      <w:r>
-        <w:t xml:space="preserve"> </w:t>
-      </w:r>
-      <w:r>
-        <w:t xml:space="preserve">폴: 그레이스 전화예요. 서울에서. 급하대요. 주가 문제가 아니래요.</w:t>
-      </w:r>
-    </w:p>
-    <w:p>
-      <w:pPr>
-        <w:numPr>
-          <w:ilvl w:val="0"/>
-          <w:numId w:val="1005"/>
-        </w:numPr>
+    </w:p>
+    <w:p>
+      <w:pPr>
+        <w:pStyle w:val="BodyText"/>
       </w:pPr>
       <w:r>
         <w:t xml:space="preserve">GRACE: Noah, sorry for the hour. Ha-eun found something in the Southeast Asia scan data. You need to see it.</w:t>
       </w:r>
-      <w:r>
-        <w:t xml:space="preserve"> </w:t>
-      </w:r>
-      <w:r>
-        <w:t xml:space="preserve">그레이스: 노아, 늦은 시간에 미안해요. 하은이가 동남아 스캔 데이터에서 뭔가를 찾았어요. 보셔야 해요.</w:t>
-      </w:r>
-    </w:p>
-    <w:p>
-      <w:pPr>
-        <w:numPr>
-          <w:ilvl w:val="0"/>
-          <w:numId w:val="1005"/>
-        </w:numPr>
+    </w:p>
+    <w:p>
+      <w:pPr>
+        <w:pStyle w:val="BodyText"/>
       </w:pPr>
       <w:r>
         <w:t xml:space="preserve">NOAH: What did she find?</w:t>
       </w:r>
-      <w:r>
-        <w:t xml:space="preserve"> </w:t>
-      </w:r>
-      <w:r>
-        <w:t xml:space="preserve">노아: 뭘 찾았어요?</w:t>
-      </w:r>
-    </w:p>
-    <w:p>
-      <w:pPr>
-        <w:numPr>
-          <w:ilvl w:val="0"/>
-          <w:numId w:val="1005"/>
-        </w:numPr>
+    </w:p>
+    <w:p>
+      <w:pPr>
+        <w:pStyle w:val="BodyText"/>
       </w:pPr>
       <w:r>
         <w:t xml:space="preserve">GRACE: An online marketplace in Vietnam. Listings for</w:t>
@@ -2758,182 +1585,77 @@
       <w:r>
         <w:t xml:space="preserve">Half our Korean price. With serial numbers printed on the box.</w:t>
       </w:r>
-      <w:r>
-        <w:t xml:space="preserve"> </w:t>
-      </w:r>
-      <w:r>
-        <w:t xml:space="preserve">그레이스: 베트남 온라인 마켓.</w:t>
-      </w:r>
-      <w:r>
-        <w:t xml:space="preserve"> </w:t>
-      </w:r>
-      <w:r>
-        <w:t xml:space="preserve">“</w:t>
-      </w:r>
-      <w:r>
-        <w:t xml:space="preserve">베이라 필</w:t>
-      </w:r>
-      <w:r>
-        <w:t xml:space="preserve">”</w:t>
-      </w:r>
-      <w:r>
-        <w:t xml:space="preserve"> </w:t>
-      </w:r>
-      <w:r>
-        <w:t xml:space="preserve">판매 글. 한국 가격의 절반. 상자에 일련번호가 인쇄돼 있어요.</w:t>
-      </w:r>
-    </w:p>
-    <w:p>
-      <w:pPr>
-        <w:numPr>
-          <w:ilvl w:val="0"/>
-          <w:numId w:val="1005"/>
-        </w:numPr>
+    </w:p>
+    <w:p>
+      <w:pPr>
+        <w:pStyle w:val="BodyText"/>
       </w:pPr>
       <w:r>
         <w:t xml:space="preserve">MARISOL: We don’t sell in Vietnam.</w:t>
       </w:r>
-      <w:r>
-        <w:t xml:space="preserve"> </w:t>
-      </w:r>
-      <w:r>
-        <w:t xml:space="preserve">마리솔: 우린 베트남에서 안 팔아요.</w:t>
-      </w:r>
-    </w:p>
-    <w:p>
-      <w:pPr>
-        <w:numPr>
-          <w:ilvl w:val="0"/>
-          <w:numId w:val="1005"/>
-        </w:numPr>
+    </w:p>
+    <w:p>
+      <w:pPr>
+        <w:pStyle w:val="BodyText"/>
       </w:pPr>
       <w:r>
         <w:t xml:space="preserve">GRACE: Exactly. And when Ha-eun scanned the serials from the photos, none of them exist in our system. Not one.</w:t>
       </w:r>
-      <w:r>
-        <w:t xml:space="preserve"> </w:t>
-      </w:r>
-      <w:r>
-        <w:t xml:space="preserve">그레이스: 그러니까요. 그리고 하은이가 사진 속 일련번호를 스캔했더니, 하나도 우리 시스템에 없어요. 단 하나도.</w:t>
-      </w:r>
-    </w:p>
-    <w:p>
-      <w:pPr>
-        <w:numPr>
-          <w:ilvl w:val="0"/>
-          <w:numId w:val="1005"/>
-        </w:numPr>
+    </w:p>
+    <w:p>
+      <w:pPr>
+        <w:pStyle w:val="BodyText"/>
       </w:pPr>
       <w:r>
         <w:t xml:space="preserve">LEO: Fake serial numbers. On a fake box.</w:t>
       </w:r>
-      <w:r>
-        <w:t xml:space="preserve"> </w:t>
-      </w:r>
-      <w:r>
-        <w:t xml:space="preserve">레오: 가짜 일련번호. 가짜 상자에.</w:t>
-      </w:r>
-    </w:p>
-    <w:p>
-      <w:pPr>
-        <w:numPr>
-          <w:ilvl w:val="0"/>
-          <w:numId w:val="1005"/>
-        </w:numPr>
+    </w:p>
+    <w:p>
+      <w:pPr>
+        <w:pStyle w:val="BodyText"/>
       </w:pPr>
       <w:r>
         <w:t xml:space="preserve">ELENA: Then somebody is injecting something into faces, with our name on it, and we have no idea what’s inside.</w:t>
       </w:r>
-      <w:r>
-        <w:t xml:space="preserve"> </w:t>
-      </w:r>
-      <w:r>
-        <w:t xml:space="preserve">엘레나: 그럼 누군가 우리 이름이 붙은 뭔가를 얼굴에 주사하고 있는 거네요. 안에 뭐가 들었는지 전혀 모르는 채로.</w:t>
-      </w:r>
-    </w:p>
-    <w:p>
-      <w:pPr>
-        <w:numPr>
-          <w:ilvl w:val="0"/>
-          <w:numId w:val="1005"/>
-        </w:numPr>
+    </w:p>
+    <w:p>
+      <w:pPr>
+        <w:pStyle w:val="BodyText"/>
       </w:pPr>
       <w:r>
         <w:t xml:space="preserve">NOAH: Elena. Patient, recall, or regulator?</w:t>
       </w:r>
-      <w:r>
-        <w:t xml:space="preserve"> </w:t>
-      </w:r>
-      <w:r>
-        <w:t xml:space="preserve">노아: 엘레나. 환자, 회수, 규제 기관?</w:t>
-      </w:r>
-    </w:p>
-    <w:p>
-      <w:pPr>
-        <w:numPr>
-          <w:ilvl w:val="0"/>
-          <w:numId w:val="1005"/>
-        </w:numPr>
+    </w:p>
+    <w:p>
+      <w:pPr>
+        <w:pStyle w:val="BodyText"/>
       </w:pPr>
       <w:r>
         <w:t xml:space="preserve">ELENA: Possibly all three. This one is an emergency.</w:t>
       </w:r>
-      <w:r>
-        <w:t xml:space="preserve"> </w:t>
-      </w:r>
-      <w:r>
-        <w:t xml:space="preserve">엘레나: 어쩌면 셋 다. 이건 응급이에요.</w:t>
-      </w:r>
-    </w:p>
-    <w:p>
-      <w:pPr>
-        <w:numPr>
-          <w:ilvl w:val="0"/>
-          <w:numId w:val="1005"/>
-        </w:numPr>
+    </w:p>
+    <w:p>
+      <w:pPr>
+        <w:pStyle w:val="BodyText"/>
       </w:pPr>
       <w:r>
         <w:t xml:space="preserve">RUTH: And possibly material. Diane needs to hear this tonight.</w:t>
       </w:r>
-      <w:r>
-        <w:t xml:space="preserve"> </w:t>
-      </w:r>
-      <w:r>
-        <w:t xml:space="preserve">루스: 그리고 어쩌면 중요 정보예요. 다이앤이 오늘 밤 들어야 해요.</w:t>
-      </w:r>
-    </w:p>
-    <w:p>
-      <w:pPr>
-        <w:numPr>
-          <w:ilvl w:val="0"/>
-          <w:numId w:val="1005"/>
-        </w:numPr>
+    </w:p>
+    <w:p>
+      <w:pPr>
+        <w:pStyle w:val="BodyText"/>
       </w:pPr>
       <w:r>
         <w:t xml:space="preserve">NOAH: Then everyone back in the room. Tonight. Grace, send Ha-eun’s screenshots. All of them.</w:t>
       </w:r>
-      <w:r>
-        <w:t xml:space="preserve"> </w:t>
-      </w:r>
-      <w:r>
-        <w:t xml:space="preserve">노아: 그럼 다들 다시 회의실로. 오늘 밤. 그레이스, 하은이 캡처 보내 줘요. 전부.</w:t>
-      </w:r>
-    </w:p>
-    <w:p>
-      <w:pPr>
-        <w:numPr>
-          <w:ilvl w:val="0"/>
-          <w:numId w:val="1005"/>
-        </w:numPr>
+    </w:p>
+    <w:p>
+      <w:pPr>
+        <w:pStyle w:val="BodyText"/>
       </w:pPr>
       <w:r>
         <w:t xml:space="preserve">GRACE: Already sent. Noah, the serial scans caught it. The system works. Now we have to.</w:t>
-      </w:r>
-      <w:r>
-        <w:t xml:space="preserve"> </w:t>
-      </w:r>
-      <w:r>
-        <w:t xml:space="preserve">그레이스: 이미 보냈어요. 노아, 일련번호 스캔이 잡아냈어요. 시스템은 작동해요. 이제 우리가 작동할 차례예요.</w:t>
       </w:r>
     </w:p>
     <w:p>
@@ -3074,7 +1796,7 @@
               <w:jc w:val="left"/>
             </w:pPr>
             <w:r>
-              <w:t xml:space="preserve">2턴. 실적 발표 콜 진행 표현.</w:t>
+              <w:t xml:space="preserve">도입. 실적 발표 콜 진행 표현.</w:t>
             </w:r>
           </w:p>
         </w:tc>
@@ -3124,7 +1846,7 @@
               <w:jc w:val="left"/>
             </w:pPr>
             <w:r>
-              <w:t xml:space="preserve">5턴. 투명성 선언.</w:t>
+              <w:t xml:space="preserve">도입. 투명성 선언.</w:t>
             </w:r>
           </w:p>
         </w:tc>
@@ -3174,7 +1896,7 @@
               <w:jc w:val="left"/>
             </w:pPr>
             <w:r>
-              <w:t xml:space="preserve">7턴. 실적 미달 인정.</w:t>
+              <w:t xml:space="preserve">도입. 실적 미달 인정.</w:t>
             </w:r>
           </w:p>
         </w:tc>
@@ -3224,7 +1946,7 @@
               <w:jc w:val="left"/>
             </w:pPr>
             <w:r>
-              <w:t xml:space="preserve">16턴. 나쁜 소식 선제 공개.</w:t>
+              <w:t xml:space="preserve">장면1. 나쁜 소식 선제 공개.</w:t>
             </w:r>
           </w:p>
         </w:tc>
@@ -3274,7 +1996,7 @@
               <w:jc w:val="left"/>
             </w:pPr>
             <w:r>
-              <w:t xml:space="preserve">23턴. 신뢰 회복 논리.</w:t>
+              <w:t xml:space="preserve">장면1. 신뢰 회복 논리.</w:t>
             </w:r>
           </w:p>
         </w:tc>
@@ -3324,7 +2046,7 @@
               <w:jc w:val="left"/>
             </w:pPr>
             <w:r>
-              <w:t xml:space="preserve">25턴. 가이던스 근거.</w:t>
+              <w:t xml:space="preserve">장면1. 가이던스 근거.</w:t>
             </w:r>
           </w:p>
         </w:tc>
@@ -3374,7 +2096,7 @@
               <w:jc w:val="left"/>
             </w:pPr>
             <w:r>
-              <w:t xml:space="preserve">38턴. 원칙 방어.</w:t>
+              <w:t xml:space="preserve">장면1. 원칙 방어.</w:t>
             </w:r>
           </w:p>
         </w:tc>
@@ -3424,7 +2146,7 @@
               <w:jc w:val="left"/>
             </w:pPr>
             <w:r>
-              <w:t xml:space="preserve">43턴. 콜 마무리.</w:t>
+              <w:t xml:space="preserve">장면1. 콜 마무리.</w:t>
             </w:r>
           </w:p>
         </w:tc>
@@ -3474,7 +2196,7 @@
               <w:jc w:val="left"/>
             </w:pPr>
             <w:r>
-              <w:t xml:space="preserve">85턴. 리더의 책임 인정.</w:t>
+              <w:t xml:space="preserve">절정·전환. 리더의 책임 인정.</w:t>
             </w:r>
           </w:p>
         </w:tc>
@@ -3524,7 +2246,7 @@
               <w:jc w:val="left"/>
             </w:pPr>
             <w:r>
-              <w:t xml:space="preserve">101턴. 애널리스트 평가.</w:t>
+              <w:t xml:space="preserve">절정·전환. 애널리스트 평가.</w:t>
             </w:r>
           </w:p>
         </w:tc>
@@ -4089,7 +2811,7 @@
           <w:bCs/>
           <w:b/>
         </w:rPr>
-        <w:t xml:space="preserve">85턴 NOAH:</w:t>
+        <w:t xml:space="preserve">NOAH (절정·전환):</w:t>
       </w:r>
       <w:r>
         <w:t xml:space="preserve"> </w:t>
@@ -4375,9 +3097,1234 @@
         <w:t xml:space="preserve">라고 물을 때, 같은 구조로 40단어 안팎의 답 만들기.</w:t>
       </w:r>
     </w:p>
+    <w:p>
+      <w:r>
+        <w:pict>
+          <v:rect style="width:0;height:1.5pt" o:hralign="center" o:hrstd="t" o:hr="t"/>
+        </w:pict>
+      </w:r>
+    </w:p>
     <w:bookmarkEnd w:id="30"/>
     <w:bookmarkEnd w:id="31"/>
+    <w:bookmarkStart w:id="37" w:name="한국어-번역"/>
+    <w:p>
+      <w:pPr>
+        <w:pStyle w:val="Heading2"/>
+      </w:pPr>
+      <w:r>
+        <w:t xml:space="preserve">한국어 번역</w:t>
+      </w:r>
+    </w:p>
+    <w:bookmarkStart w:id="32" w:name="도입-5월-6일-오후-3시오스틴-실적-발표-콜-1"/>
+    <w:p>
+      <w:pPr>
+        <w:pStyle w:val="Heading3"/>
+      </w:pPr>
+      <w:r>
+        <w:t xml:space="preserve">도입 — 5월 6일 오후 3시(오스틴), 실적 발표 콜</w:t>
+      </w:r>
+    </w:p>
+    <w:p>
+      <w:pPr>
+        <w:pStyle w:val="FirstParagraph"/>
+      </w:pPr>
+      <w:r>
+        <w:t xml:space="preserve">진행자: 안녕하십니까. 베이라 에스테틱스 1분기 실적 발표 콜에 오신 것을 환영합니다. 이제 루스 오콩크워에게 콜을 넘기겠습니다.</w:t>
+      </w:r>
+    </w:p>
+    <w:p>
+      <w:pPr>
+        <w:pStyle w:val="BodyText"/>
+      </w:pPr>
+      <w:r>
+        <w:t xml:space="preserve">폴: 시작이다. 다들 숨 쉬어요.</w:t>
+      </w:r>
+    </w:p>
+    <w:p>
+      <w:pPr>
+        <w:pStyle w:val="BodyText"/>
+      </w:pPr>
+      <w:r>
+        <w:t xml:space="preserve">루스:</w:t>
+      </w:r>
+      <w:r>
+        <w:t xml:space="preserve"> </w:t>
+      </w:r>
+      <w:r>
+        <w:t xml:space="preserve">“</w:t>
+      </w:r>
+      <w:r>
+        <w:t xml:space="preserve">오늘 발언에는 위험과 불확실성을 수반하는 미래 예측 진술이 포함됩니다. 실제 결과는 크게 다를 수 있습니다. 오늘 함께하는 분은 CEO 노아 베넷, CFO 폴 노박, CTO 마리솔 베가 박사입니다. 노아?</w:t>
+      </w:r>
+      <w:r>
+        <w:t xml:space="preserve">”</w:t>
+      </w:r>
+    </w:p>
+    <w:p>
+      <w:pPr>
+        <w:pStyle w:val="BodyText"/>
+      </w:pPr>
+      <w:r>
+        <w:t xml:space="preserve">엘레나: 제약 광고처럼 읽었네요. 완벽하게 침착하게.</w:t>
+      </w:r>
+    </w:p>
+    <w:p>
+      <w:pPr>
+        <w:pStyle w:val="BodyText"/>
+      </w:pPr>
+      <w:r>
+        <w:t xml:space="preserve">노아: 감사합니다, 루스. 그리고 상장사로서 첫 콜에 참여해 주신 모든 분께 감사드립니다. 가장 중요한 숫자부터 시작하겠습니다. 끝까지 아껴 두기보다는요. 다듬은 그림이 아니라 전체 그림을 보실 자격이 있다고 생각하기 때문입니다.</w:t>
+      </w:r>
+    </w:p>
+    <w:p>
+      <w:pPr>
+        <w:pStyle w:val="BodyText"/>
+      </w:pPr>
+      <w:r>
+        <w:t xml:space="preserve">엘레나: 읽고 있지 않네요. 좋아요.</w:t>
+      </w:r>
+    </w:p>
+    <w:p>
+      <w:pPr>
+        <w:pStyle w:val="BodyText"/>
+      </w:pPr>
+      <w:r>
+        <w:t xml:space="preserve">노아: 매출은 1,710만 달러로, 컨센서스보다 약 7% 낮습니다. 기대에 미치지 못했습니다. 저희가 책임지겠습니다.</w:t>
+      </w:r>
+    </w:p>
+    <w:p>
+      <w:pPr>
+        <w:pStyle w:val="BodyText"/>
+      </w:pPr>
+      <w:r>
+        <w:t xml:space="preserve">다이앤:</w:t>
+      </w:r>
+      <w:r>
+        <w:t xml:space="preserve"> </w:t>
+      </w:r>
+      <w:r>
+        <w:t xml:space="preserve">“</w:t>
+      </w:r>
+      <w:r>
+        <w:t xml:space="preserve">책임진다.</w:t>
+      </w:r>
+      <w:r>
+        <w:t xml:space="preserve">”</w:t>
+      </w:r>
+      <w:r>
+        <w:t xml:space="preserve"> </w:t>
+      </w:r>
+      <w:r>
+        <w:t xml:space="preserve">괜찮아요. 약속은 없으니까.</w:t>
+      </w:r>
+    </w:p>
+    <w:p>
+      <w:pPr>
+        <w:pStyle w:val="BodyText"/>
+      </w:pPr>
+      <w:r>
+        <w:t xml:space="preserve">노아: 세 가지 이유 중 두 가지는 시점 문제였습니다. 미국의 대형 고객이 주문을 2분기로 옮겼고, IPO 관련 일회성 비용이 있었습니다. 세 번째 이유는 저희가 한국에서 의도적으로 내린 선택이었습니다.</w:t>
+      </w:r>
+    </w:p>
+    <w:p>
+      <w:pPr>
+        <w:pStyle w:val="BodyText"/>
+      </w:pPr>
+      <w:r>
+        <w:t xml:space="preserve">루스: 고객 이름 없음. 완벽해요.</w:t>
+      </w:r>
+    </w:p>
+    <w:p>
+      <w:pPr>
+        <w:pStyle w:val="BodyText"/>
+      </w:pPr>
+      <w:r>
+        <w:t xml:space="preserve">노아: 한국에서 저희는 얼굴에서 가장 위험한 부위용으로만, 프리미엄 가격에 판매합니다. 현지 경쟁사는 가격을 세 번 내렸고요. 그래서 속도가 느려지지만, 저희를 써 본 클리닉은 남습니다. 재주문율이 81%입니다.</w:t>
+      </w:r>
+    </w:p>
+    <w:p>
+      <w:pPr>
+        <w:pStyle w:val="BodyText"/>
+      </w:pPr>
+      <w:r>
+        <w:t xml:space="preserve">루스: 폴, 당신 차례예요. 숨 쉬어요.</w:t>
+      </w:r>
+    </w:p>
+    <w:p>
+      <w:pPr>
+        <w:pStyle w:val="BodyText"/>
+      </w:pPr>
+      <w:r>
+        <w:t xml:space="preserve">폴: 매출총이익률은 78%로 작년과 같은 수준입니다. 영업비용은 증가했는데, 주로 상장사 운영 비용과 S-1에서 설명드린 아시아 투자 때문입니다. 연간으로는 7,900만에서 8,300만 달러의 매출을 예상합니다.</w:t>
+      </w:r>
+    </w:p>
+    <w:p>
+      <w:pPr>
+        <w:pStyle w:val="BodyText"/>
+      </w:pPr>
+      <w:r>
+        <w:t xml:space="preserve">루스: 연간 컨센서스는 8,600만이었어요. 알아챌 거예요.</w:t>
+      </w:r>
+    </w:p>
+    <w:p>
+      <w:pPr>
+        <w:pStyle w:val="BodyText"/>
+      </w:pPr>
+      <w:r>
+        <w:t xml:space="preserve">마리솔: 제 차례네요.</w:t>
+      </w:r>
+      <w:r>
+        <w:t xml:space="preserve"> </w:t>
+      </w:r>
+      <w:r>
+        <w:t xml:space="preserve">“</w:t>
+      </w:r>
+      <w:r>
+        <w:t xml:space="preserve">부품</w:t>
+      </w:r>
+      <w:r>
+        <w:t xml:space="preserve">”</w:t>
+      </w:r>
+      <w:r>
+        <w:t xml:space="preserve">을 너무 자주 말하면 알려 줘요.</w:t>
+      </w:r>
+    </w:p>
     <w:bookmarkEnd w:id="32"/>
+    <w:bookmarkStart w:id="33" w:name="장면1-라인-c와-애널리스트-질의-1"/>
+    <w:p>
+      <w:pPr>
+        <w:pStyle w:val="Heading3"/>
+      </w:pPr>
+      <w:r>
+        <w:t xml:space="preserve">장면1 — 라인 C와 애널리스트 질의</w:t>
+      </w:r>
+    </w:p>
+    <w:p>
+      <w:pPr>
+        <w:pStyle w:val="FirstParagraph"/>
+      </w:pPr>
+      <w:r>
+        <w:t xml:space="preserve">루스: 질의응답 전에 베가 박사가 한국의 신규 생산 라인에 대해 말씀드리겠습니다.</w:t>
+      </w:r>
+    </w:p>
+    <w:p>
+      <w:pPr>
+        <w:pStyle w:val="BodyText"/>
+      </w:pPr>
+      <w:r>
+        <w:t xml:space="preserve">마리솔: 설치 중 공급사 부품 하나가 저희 사양을 충족하지 못해, 라인 C의 첫 상업 배치가 내년 1분기에서 2분기로 밀립니다. 올해 매출에는 영향이 없지만 초기 아시아 생산 능력은 제한되며, 두 번째 공급사 검증을 시작했습니다.</w:t>
+      </w:r>
+    </w:p>
+    <w:p>
+      <w:pPr>
+        <w:pStyle w:val="BodyText"/>
+      </w:pPr>
+      <w:r>
+        <w:t xml:space="preserve">레오:</w:t>
+      </w:r>
+      <w:r>
+        <w:t xml:space="preserve"> </w:t>
+      </w:r>
+      <w:r>
+        <w:t xml:space="preserve">“</w:t>
+      </w:r>
+      <w:r>
+        <w:t xml:space="preserve">우리 사양을 충족하지 못했다.</w:t>
+      </w:r>
+      <w:r>
+        <w:t xml:space="preserve">”</w:t>
+      </w:r>
+      <w:r>
+        <w:t xml:space="preserve"> </w:t>
+      </w:r>
+      <w:r>
+        <w:t xml:space="preserve">정확히 그렇게 말했네요.</w:t>
+      </w:r>
+    </w:p>
+    <w:p>
+      <w:pPr>
+        <w:pStyle w:val="BodyText"/>
+      </w:pPr>
+      <w:r>
+        <w:t xml:space="preserve">진행자: 이제 질의응답을 시작하겠습니다. 첫 질문은 메리디언 힐 증권의 데이나 브룩스홀입니다.</w:t>
+      </w:r>
+    </w:p>
+    <w:p>
+      <w:pPr>
+        <w:pStyle w:val="BodyText"/>
+      </w:pPr>
+      <w:r>
+        <w:t xml:space="preserve">데이나: 감사합니다. 노아, 커버리지 개시 보고서에서 라인 C의 실행 위험을 지적했는데, 오늘 3개월 지연을 확인하셨습니다. 첫 이정표가 이미 밀린 상황에서, 투자자들은 나머지 아시아 일정을 얼마나 신뢰해야 합니까?</w:t>
+      </w:r>
+    </w:p>
+    <w:p>
+      <w:pPr>
+        <w:pStyle w:val="BodyText"/>
+      </w:pPr>
+      <w:r>
+        <w:t xml:space="preserve">노아: 데이나, 우선, 맞으셨습니다. 저희가 공개하기 전에 이 위험을 지적하셨고, 분명히 말씀드리는 게 낫다고 생각합니다.</w:t>
+      </w:r>
+    </w:p>
+    <w:p>
+      <w:pPr>
+        <w:pStyle w:val="BodyText"/>
+      </w:pPr>
+      <w:r>
+        <w:t xml:space="preserve">루스: 말했네요. 공식적으로.</w:t>
+      </w:r>
+    </w:p>
+    <w:p>
+      <w:pPr>
+        <w:pStyle w:val="BodyText"/>
+      </w:pPr>
+      <w:r>
+        <w:t xml:space="preserve">노아: 신뢰에 대해서는, 일정이 밀리느냐가 아니라 밀렸을 때 저희가 어떻게 대응하느냐로 판단해 주시길 부탁드립니다. 설치 중에 문제를 발견했고, 몇 주 안에 알려 드렸고, 이미 두 번째 공급사를 검증하고 있습니다.</w:t>
+      </w:r>
+    </w:p>
+    <w:p>
+      <w:pPr>
+        <w:pStyle w:val="BodyText"/>
+      </w:pPr>
+      <w:r>
+        <w:t xml:space="preserve">데이나: 도움이 됩니다. 추가 질문. 가이던스 범위가 보수적인 겁니까, 아니면 실제 예상치입니까?</w:t>
+      </w:r>
+    </w:p>
+    <w:p>
+      <w:pPr>
+        <w:pStyle w:val="BodyText"/>
+      </w:pPr>
+      <w:r>
+        <w:t xml:space="preserve">폴: 실제 예상치입니다, 데이나. 바라는 것이 아니라 배운 것을 바탕으로 만들었습니다.</w:t>
+      </w:r>
+    </w:p>
+    <w:p>
+      <w:pPr>
+        <w:pStyle w:val="BodyText"/>
+      </w:pPr>
+      <w:r>
+        <w:t xml:space="preserve">데이나: 감사합니다. 다시 대기열로 돌아가겠습니다.</w:t>
+      </w:r>
+    </w:p>
+    <w:p>
+      <w:pPr>
+        <w:pStyle w:val="BodyText"/>
+      </w:pPr>
+      <w:r>
+        <w:t xml:space="preserve">진행자: 다음 질문, 샌드라 리우.</w:t>
+      </w:r>
+    </w:p>
+    <w:p>
+      <w:pPr>
+        <w:pStyle w:val="BodyText"/>
+      </w:pPr>
+      <w:r>
+        <w:t xml:space="preserve">샌드라: 감사합니다. 한국에서 경쟁사는 올해 가격을 세 번 내렸고, 귀사는 거의 세 배의 프리미엄을 유지하고 있습니다. 어느 시점에서 가격 유지가 전략이기를 멈추고 고집이 되는 겁니까?</w:t>
+      </w:r>
+    </w:p>
+    <w:p>
+      <w:pPr>
+        <w:pStyle w:val="BodyText"/>
+      </w:pPr>
+      <w:r>
+        <w:t xml:space="preserve">루스: 좋은 질문이에요. 재주문율로 답해요.</w:t>
+      </w:r>
+    </w:p>
+    <w:p>
+      <w:pPr>
+        <w:pStyle w:val="BodyText"/>
+      </w:pPr>
+      <w:r>
+        <w:t xml:space="preserve">노아: 정당한 질문이고, 저희도 매달 스스로 묻고 있습니다. 저희 답은 자존심이 아니라 클리닉에서 나옵니다. 합병증이 가장 심각한 부위에서 재주문율 81%. 그 숫자가 떨어지기 시작하면 전략을 재검토하고, 여러분께 말씀드리겠습니다.</w:t>
+      </w:r>
+    </w:p>
+    <w:p>
+      <w:pPr>
+        <w:pStyle w:val="BodyText"/>
+      </w:pPr>
+      <w:r>
+        <w:t xml:space="preserve">샌드라: 그러니까 재주문율이 지켜봐야 할 지표군요.</w:t>
+      </w:r>
+    </w:p>
+    <w:p>
+      <w:pPr>
+        <w:pStyle w:val="BodyText"/>
+      </w:pPr>
+      <w:r>
+        <w:t xml:space="preserve">노아: 제가 지켜보는 지표입니다. 매달.</w:t>
+      </w:r>
+    </w:p>
+    <w:p>
+      <w:pPr>
+        <w:pStyle w:val="BodyText"/>
+      </w:pPr>
+      <w:r>
+        <w:t xml:space="preserve">다이앤:</w:t>
+      </w:r>
+      <w:r>
+        <w:t xml:space="preserve"> </w:t>
+      </w:r>
+      <w:r>
+        <w:t xml:space="preserve">“</w:t>
+      </w:r>
+      <w:r>
+        <w:t xml:space="preserve">떨어지기 시작하면 재검토.</w:t>
+      </w:r>
+      <w:r>
+        <w:t xml:space="preserve">”</w:t>
+      </w:r>
+      <w:r>
+        <w:t xml:space="preserve"> </w:t>
+      </w:r>
+      <w:r>
+        <w:t xml:space="preserve">조건부예요. 약속 아니고. 좋아요.</w:t>
+      </w:r>
+    </w:p>
+    <w:p>
+      <w:pPr>
+        <w:pStyle w:val="BodyText"/>
+      </w:pPr>
+      <w:r>
+        <w:t xml:space="preserve">진행자: 다음 질문, 이선 콜.</w:t>
+      </w:r>
+    </w:p>
+    <w:p>
+      <w:pPr>
+        <w:pStyle w:val="BodyText"/>
+      </w:pPr>
+      <w:r>
+        <w:t xml:space="preserve">루스: 이선. 첫날 다 팔았던 사람. 조심해요.</w:t>
+      </w:r>
+    </w:p>
+    <w:p>
+      <w:pPr>
+        <w:pStyle w:val="BodyText"/>
+      </w:pPr>
+      <w:r>
+        <w:t xml:space="preserve">이선: 감사합니다. 첫 분기를 놓쳤고 전망을 시장 기대치 아래로 잡았습니다. 동남아는 비의사가 합법적으로 주사하는 큰 시장입니다. 거기서 미용 시술자에게 팔아 격차를 빨리 메우는 건 어떻습니까?</w:t>
+      </w:r>
+    </w:p>
+    <w:p>
+      <w:pPr>
+        <w:pStyle w:val="BodyText"/>
+      </w:pPr>
+      <w:r>
+        <w:t xml:space="preserve">루스: 침착하게. 41쪽.</w:t>
+      </w:r>
+    </w:p>
+    <w:p>
+      <w:pPr>
+        <w:pStyle w:val="BodyText"/>
+      </w:pPr>
+      <w:r>
+        <w:t xml:space="preserve">노아: 면허 있는 의료 전문가에게만 판매하는 건 저희가 참고 있는 제약이 아닙니다. 의사들이 저희를 택하는 이유이고, 경쟁사가 자기 사업 대부분을 포기하지 않고는 저희를 따라 할 수 없는 이유입니다. 저희가 절대 좇지 않을 성장이고, S-1 41쪽에 있습니다.</w:t>
+      </w:r>
+    </w:p>
+    <w:p>
+      <w:pPr>
+        <w:pStyle w:val="BodyText"/>
+      </w:pPr>
+      <w:r>
+        <w:t xml:space="preserve">이선: 주가를 대가로 치르더라도요?</w:t>
+      </w:r>
+    </w:p>
+    <w:p>
+      <w:pPr>
+        <w:pStyle w:val="BodyText"/>
+      </w:pPr>
+      <w:r>
+        <w:t xml:space="preserve">노아: 주가에 대해 언급하지 않습니다. 환자에게 집중합니다.</w:t>
+      </w:r>
+    </w:p>
+    <w:p>
+      <w:pPr>
+        <w:pStyle w:val="BodyText"/>
+      </w:pPr>
+      <w:r>
+        <w:t xml:space="preserve">프리야: 그 문장 액자에 넣고 싶어요. 냅킨 옆에.</w:t>
+      </w:r>
+    </w:p>
+    <w:p>
+      <w:pPr>
+        <w:pStyle w:val="BodyText"/>
+      </w:pPr>
+      <w:r>
+        <w:t xml:space="preserve">진행자: 더 이상 질문이 없습니다. 마무리 발언을 위해 베넷 대표님께 다시 넘기겠습니다.</w:t>
+      </w:r>
+    </w:p>
+    <w:p>
+      <w:pPr>
+        <w:pStyle w:val="BodyText"/>
+      </w:pPr>
+      <w:r>
+        <w:t xml:space="preserve">노아: 모두 감사합니다. 신뢰를 빨리 빌리기보다 천천히 얻고 싶습니다. 8월에 다시 말씀드리겠습니다.</w:t>
+      </w:r>
+    </w:p>
+    <w:p>
+      <w:pPr>
+        <w:pStyle w:val="BodyText"/>
+      </w:pPr>
+      <w:r>
+        <w:t xml:space="preserve">진행자: 오늘 콜을 마칩니다. 연결을 끊으셔도 됩니다.</w:t>
+      </w:r>
+    </w:p>
+    <w:p>
+      <w:pPr>
+        <w:pStyle w:val="BodyText"/>
+      </w:pPr>
+      <w:r>
+        <w:t xml:space="preserve">루스: 48분. 약속 없음. 고객 이름 없음. 그리고</w:t>
+      </w:r>
+      <w:r>
+        <w:t xml:space="preserve"> </w:t>
+      </w:r>
+      <w:r>
+        <w:t xml:space="preserve">“</w:t>
+      </w:r>
+      <w:r>
+        <w:t xml:space="preserve">맞으셨습니다</w:t>
+      </w:r>
+      <w:r>
+        <w:t xml:space="preserve">”</w:t>
+      </w:r>
+      <w:r>
+        <w:t xml:space="preserve"> </w:t>
+      </w:r>
+      <w:r>
+        <w:t xml:space="preserve">한 번.</w:t>
+      </w:r>
+    </w:p>
+    <w:p>
+      <w:pPr>
+        <w:pStyle w:val="BodyText"/>
+      </w:pPr>
+      <w:r>
+        <w:t xml:space="preserve">폴: 우리 어땠어요?</w:t>
+      </w:r>
+    </w:p>
+    <w:p>
+      <w:pPr>
+        <w:pStyle w:val="BodyText"/>
+      </w:pPr>
+      <w:r>
+        <w:t xml:space="preserve">루스: 우린 잘했어요. 주가는 안 좋을 거예요. 그건 서로 다른 거예요.</w:t>
+      </w:r>
+    </w:p>
+    <w:p>
+      <w:pPr>
+        <w:pStyle w:val="BodyText"/>
+      </w:pPr>
+      <w:r>
+        <w:t xml:space="preserve">엘레나: 수술은 완벽했는데 환자는 여전히 회복할 시간이 필요한 것처럼요.</w:t>
+      </w:r>
+    </w:p>
+    <w:p>
+      <w:pPr>
+        <w:pStyle w:val="BodyText"/>
+      </w:pPr>
+      <w:r>
+        <w:t xml:space="preserve">마리솔: 제가</w:t>
+      </w:r>
+      <w:r>
+        <w:t xml:space="preserve"> </w:t>
+      </w:r>
+      <w:r>
+        <w:t xml:space="preserve">“</w:t>
+      </w:r>
+      <w:r>
+        <w:t xml:space="preserve">부품</w:t>
+      </w:r>
+      <w:r>
+        <w:t xml:space="preserve">”</w:t>
+      </w:r>
+      <w:r>
+        <w:t xml:space="preserve">을 너무 많이 말했나요?</w:t>
+      </w:r>
+    </w:p>
+    <w:p>
+      <w:pPr>
+        <w:pStyle w:val="BodyText"/>
+      </w:pPr>
+      <w:r>
+        <w:t xml:space="preserve">레오: 정확히 맞는 횟수였어요. 한 번.</w:t>
+      </w:r>
+    </w:p>
+    <w:bookmarkEnd w:id="33"/>
+    <w:bookmarkStart w:id="34" w:name="장면2-오후-4시-30분-시간외-거래-1"/>
+    <w:p>
+      <w:pPr>
+        <w:pStyle w:val="Heading3"/>
+      </w:pPr>
+      <w:r>
+        <w:t xml:space="preserve">장면2 — 오후 4시 30분, 시간외 거래</w:t>
+      </w:r>
+    </w:p>
+    <w:p>
+      <w:pPr>
+        <w:pStyle w:val="FirstParagraph"/>
+      </w:pPr>
+      <w:r>
+        <w:t xml:space="preserve">폴: 시간외. 종가 34달러 20센트. 지금 29. 28.50. 28.05.</w:t>
+      </w:r>
+    </w:p>
+    <w:p>
+      <w:pPr>
+        <w:pStyle w:val="BodyText"/>
+      </w:pPr>
+      <w:r>
+        <w:t xml:space="preserve">노아: 그게 얼마예요?</w:t>
+      </w:r>
+    </w:p>
+    <w:p>
+      <w:pPr>
+        <w:pStyle w:val="BodyText"/>
+      </w:pPr>
+      <w:r>
+        <w:t xml:space="preserve">폴: 약 18% 하락. 40분 만에 시가총액 약 3억 달러.</w:t>
+      </w:r>
+    </w:p>
+    <w:p>
+      <w:pPr>
+        <w:pStyle w:val="BodyText"/>
+      </w:pPr>
+      <w:r>
+        <w:t xml:space="preserve">프리야: 3억. 라인 C 열 개네요.</w:t>
+      </w:r>
+    </w:p>
+    <w:p>
+      <w:pPr>
+        <w:pStyle w:val="BodyText"/>
+      </w:pPr>
+      <w:r>
+        <w:t xml:space="preserve">루스: 우리가 가졌던 돈이 아니에요. 시장이 우리가 가질지 모른다고 생각한 돈이죠. 차이가 있어요.</w:t>
+      </w:r>
+    </w:p>
+    <w:p>
+      <w:pPr>
+        <w:pStyle w:val="BodyText"/>
+      </w:pPr>
+      <w:r>
+        <w:t xml:space="preserve">노아: 루스, 10에서 20%라고 예측했죠. 당신도 맞았네요.</w:t>
+      </w:r>
+    </w:p>
+    <w:p>
+      <w:pPr>
+        <w:pStyle w:val="BodyText"/>
+      </w:pPr>
+      <w:r>
+        <w:t xml:space="preserve">루스: 주가에 대해선 늘 맞아요. 공개적으로 말할 수 없는 유일한 거죠.</w:t>
+      </w:r>
+    </w:p>
+    <w:p>
+      <w:pPr>
+        <w:pStyle w:val="BodyText"/>
+      </w:pPr>
+      <w:r>
+        <w:t xml:space="preserve">폴: 투자자 메시지들. 대부분 정중해요. 둘은 아니고요.</w:t>
+      </w:r>
+    </w:p>
+    <w:p>
+      <w:pPr>
+        <w:pStyle w:val="BodyText"/>
+      </w:pPr>
+      <w:r>
+        <w:t xml:space="preserve">노아: 하나씩 읽어 줘요.</w:t>
+      </w:r>
+    </w:p>
+    <w:p>
+      <w:pPr>
+        <w:pStyle w:val="BodyText"/>
+      </w:pPr>
+      <w:r>
+        <w:t xml:space="preserve">폴: 무례한 거:</w:t>
+      </w:r>
+      <w:r>
+        <w:t xml:space="preserve"> </w:t>
+      </w:r>
+      <w:r>
+        <w:t xml:space="preserve">“</w:t>
+      </w:r>
+      <w:r>
+        <w:t xml:space="preserve">27에 공모하고 지금 28이네. 테이블에 돈을 남기더니 그것마저 잃었군.</w:t>
+      </w:r>
+      <w:r>
+        <w:t xml:space="preserve">”</w:t>
+      </w:r>
+    </w:p>
+    <w:p>
+      <w:pPr>
+        <w:pStyle w:val="BodyText"/>
+      </w:pPr>
+      <w:r>
+        <w:t xml:space="preserve">루스: 그리고 마시. 두 단어, 그다음 두 단어 더.</w:t>
+      </w:r>
+      <w:r>
+        <w:t xml:space="preserve"> </w:t>
+      </w:r>
+      <w:r>
+        <w:t xml:space="preserve">“</w:t>
+      </w:r>
+      <w:r>
+        <w:t xml:space="preserve">아직 여기. 10년.</w:t>
+      </w:r>
+      <w:r>
+        <w:t xml:space="preserve">”</w:t>
+      </w:r>
+    </w:p>
+    <w:p>
+      <w:pPr>
+        <w:pStyle w:val="BodyText"/>
+      </w:pPr>
+      <w:r>
+        <w:t xml:space="preserve">엘레나: 아직 여기 있다. 환자가 들어야 할 말도 그게 전부예요.</w:t>
+      </w:r>
+    </w:p>
+    <w:p>
+      <w:pPr>
+        <w:pStyle w:val="BodyText"/>
+      </w:pPr>
+      <w:r>
+        <w:t xml:space="preserve">다이앤: 법적 참고. 여기 누구도 주가에 대해 언급하지 않아요. 온라인에서도. 저녁 자리에서도. 처남한테도.</w:t>
+      </w:r>
+    </w:p>
+    <w:p>
+      <w:pPr>
+        <w:pStyle w:val="BodyText"/>
+      </w:pPr>
+      <w:r>
+        <w:t xml:space="preserve">노아: 내일 타운홀은요? 700명. 다들 봤을 거예요.</w:t>
+      </w:r>
+    </w:p>
+    <w:p>
+      <w:pPr>
+        <w:pStyle w:val="BodyText"/>
+      </w:pPr>
+      <w:r>
+        <w:t xml:space="preserve">루스: 숫자 얘기는 하지 마요. 이유와 계획, 그리고 무엇을 바꾸겠는지 말해요. 그다음 질문을 받고요.</w:t>
+      </w:r>
+    </w:p>
+    <w:p>
+      <w:pPr>
+        <w:pStyle w:val="BodyText"/>
+      </w:pPr>
+      <w:r>
+        <w:t xml:space="preserve">프리야: 뭘 바꾸겠어요, 노아? 솔직히?</w:t>
+      </w:r>
+    </w:p>
+    <w:p>
+      <w:pPr>
+        <w:pStyle w:val="BodyText"/>
+      </w:pPr>
+      <w:r>
+        <w:t xml:space="preserve">노아: 2월 예측에 더 강하게 반대했어야 했어요. IPO가 우리를 낙관적으로 만들었죠. 한국의 증거는 그렇지 않았고요. 그건 내 책임이에요.</w:t>
+      </w:r>
+    </w:p>
+    <w:p>
+      <w:pPr>
+        <w:pStyle w:val="BodyText"/>
+      </w:pPr>
+      <w:r>
+        <w:t xml:space="preserve">프리야: 그럼 내일 그렇게 말해요. 딱 그대로.</w:t>
+      </w:r>
+    </w:p>
+    <w:p>
+      <w:pPr>
+        <w:pStyle w:val="BodyText"/>
+      </w:pPr>
+      <w:r>
+        <w:t xml:space="preserve">마리솔: 그리고 라인 C는 내가 생산팀에 직접 설명할게요.</w:t>
+      </w:r>
+      <w:r>
+        <w:t xml:space="preserve"> </w:t>
+      </w:r>
+      <w:r>
+        <w:t xml:space="preserve">“</w:t>
+      </w:r>
+      <w:r>
+        <w:t xml:space="preserve">지연</w:t>
+      </w:r>
+      <w:r>
+        <w:t xml:space="preserve">”</w:t>
+      </w:r>
+      <w:r>
+        <w:t xml:space="preserve">을 들으면</w:t>
+      </w:r>
+      <w:r>
+        <w:t xml:space="preserve"> </w:t>
+      </w:r>
+      <w:r>
+        <w:t xml:space="preserve">“</w:t>
+      </w:r>
+      <w:r>
+        <w:t xml:space="preserve">탓</w:t>
+      </w:r>
+      <w:r>
+        <w:t xml:space="preserve">”</w:t>
+      </w:r>
+      <w:r>
+        <w:t xml:space="preserve">이라고 생각할 테니까.</w:t>
+      </w:r>
+    </w:p>
+    <w:p>
+      <w:pPr>
+        <w:pStyle w:val="BodyText"/>
+      </w:pPr>
+      <w:r>
+        <w:t xml:space="preserve">레오: 문제를 찾았다고 탓받는 사람은 없어요. 그게 원칙 4번이에요.</w:t>
+      </w:r>
+    </w:p>
+    <w:p>
+      <w:pPr>
+        <w:pStyle w:val="BodyText"/>
+      </w:pPr>
+      <w:r>
+        <w:t xml:space="preserve">엘레나: 노아. 6시예요. 클레어가 주차장에 있어요. 타코 가져왔대요. 가요.</w:t>
+      </w:r>
+    </w:p>
+    <w:p>
+      <w:pPr>
+        <w:pStyle w:val="BodyText"/>
+      </w:pPr>
+      <w:r>
+        <w:t xml:space="preserve">노아: 주가가 방금 3억 달러를 잃었어요.</w:t>
+      </w:r>
+    </w:p>
+    <w:p>
+      <w:pPr>
+        <w:pStyle w:val="BodyText"/>
+      </w:pPr>
+      <w:r>
+        <w:t xml:space="preserve">엘레나: 환자예요, 회수예요, 규제 기관이에요?</w:t>
+      </w:r>
+    </w:p>
+    <w:p>
+      <w:pPr>
+        <w:pStyle w:val="BodyText"/>
+      </w:pPr>
+      <w:r>
+        <w:t xml:space="preserve">노아: …셋 다 아니에요.</w:t>
+      </w:r>
+    </w:p>
+    <w:p>
+      <w:pPr>
+        <w:pStyle w:val="BodyText"/>
+      </w:pPr>
+      <w:r>
+        <w:t xml:space="preserve">엘레나: 그럼 응급이 아니에요. 타코.</w:t>
+      </w:r>
+    </w:p>
+    <w:p>
+      <w:pPr>
+        <w:pStyle w:val="BodyText"/>
+      </w:pPr>
+      <w:r>
+        <w:t xml:space="preserve">클레어: 얼마나 나빠?</w:t>
+      </w:r>
+    </w:p>
+    <w:p>
+      <w:pPr>
+        <w:pStyle w:val="BodyText"/>
+      </w:pPr>
+      <w:r>
+        <w:t xml:space="preserve">노아: 18%. 40분 만에. 루스는 우리는 잘했고 주가가 못 했대.</w:t>
+      </w:r>
+    </w:p>
+    <w:p>
+      <w:pPr>
+        <w:pStyle w:val="BodyText"/>
+      </w:pPr>
+      <w:r>
+        <w:t xml:space="preserve">클레어: 공학에선 새 다리를 불편할 만큼 하중을 올려서 시험해. 첫 하중 시험은 밖에서 보면 늘 무서워 보여. 중요한 건 실제로 뭔가 금이 갔느냐야.</w:t>
+      </w:r>
+    </w:p>
+    <w:p>
+      <w:pPr>
+        <w:pStyle w:val="BodyText"/>
+      </w:pPr>
+      <w:r>
+        <w:t xml:space="preserve">노아: 금 간 건 없어. 진실을 말했어. 모든 답에서.</w:t>
+      </w:r>
+    </w:p>
+    <w:p>
+      <w:pPr>
+        <w:pStyle w:val="BodyText"/>
+      </w:pPr>
+      <w:r>
+        <w:t xml:space="preserve">클레어: 그럼 타코 먹어. 다리는 괜찮아.</w:t>
+      </w:r>
+    </w:p>
+    <w:bookmarkEnd w:id="34"/>
+    <w:bookmarkStart w:id="35" w:name="절정전환-5월-7일-오전-9시-타운홀-1"/>
+    <w:p>
+      <w:pPr>
+        <w:pStyle w:val="Heading3"/>
+      </w:pPr>
+      <w:r>
+        <w:t xml:space="preserve">절정·전환 — 5월 7일 오전 9시, 타운홀</w:t>
+      </w:r>
+    </w:p>
+    <w:p>
+      <w:pPr>
+        <w:pStyle w:val="FirstParagraph"/>
+      </w:pPr>
+      <w:r>
+        <w:t xml:space="preserve">노아: 좋은 아침입니다. 대부분 어제 우리 주가에 무슨 일이 있었는지 봤고, 몇몇은 이미 옵션 계산을 해 봤을 겁니다. 오늘 아침엔 숫자 얘기는 하지 않겠습니다. 왜 그런 일이 일어났고 우리가 무엇을 할지 얘기하겠습니다.</w:t>
+      </w:r>
+    </w:p>
+    <w:p>
+      <w:pPr>
+        <w:pStyle w:val="BodyText"/>
+      </w:pPr>
+      <w:r>
+        <w:t xml:space="preserve">벤: 먼저 하나 물어봐도 돼요? 설명하시기 전에?</w:t>
+      </w:r>
+    </w:p>
+    <w:p>
+      <w:pPr>
+        <w:pStyle w:val="BodyText"/>
+      </w:pPr>
+      <w:r>
+        <w:t xml:space="preserve">노아: 물론이죠, 벤.</w:t>
+      </w:r>
+    </w:p>
+    <w:p>
+      <w:pPr>
+        <w:pStyle w:val="BodyText"/>
+      </w:pPr>
+      <w:r>
+        <w:t xml:space="preserve">벤: 우리가 뭘 잘못했어요? 창고팀이 계속 물어봐요. 우린 다 제때 출하했거든요.</w:t>
+      </w:r>
+    </w:p>
+    <w:p>
+      <w:pPr>
+        <w:pStyle w:val="BodyText"/>
+      </w:pPr>
+      <w:r>
+        <w:t xml:space="preserve">노아: 아니요. 여러분은 아니에요. 제가 그랬어요. IPO에 들떠서 한국의 증거보다 계획을 앞서가게 놔뒀고, 제가 스스로 인정하기 전에 시장이 먼저 알아챘어요. 창고팀은 모든 주문을 제때 출하했어요. 모두가 그걸 들었으면 해요.</w:t>
+      </w:r>
+    </w:p>
+    <w:p>
+      <w:pPr>
+        <w:pStyle w:val="BodyText"/>
+      </w:pPr>
+      <w:r>
+        <w:t xml:space="preserve">벤: …감사합니다. 전할게요.</w:t>
+      </w:r>
+    </w:p>
+    <w:p>
+      <w:pPr>
+        <w:pStyle w:val="BodyText"/>
+      </w:pPr>
+      <w:r>
+        <w:t xml:space="preserve">레오: 벤, 일기 예보 기억나? 어제는 폭풍이었어. 건물은 아직 서 있고.</w:t>
+      </w:r>
+    </w:p>
+    <w:p>
+      <w:pPr>
+        <w:pStyle w:val="BodyText"/>
+      </w:pPr>
+      <w:r>
+        <w:t xml:space="preserve">노아: 계획: 한국은 전략을 유지합니다. 하지만 그레이스가 매달 재주문율을 전원에게 보고합니다. 여러분이 증거를 먼저 보게 됩니다.</w:t>
+      </w:r>
+    </w:p>
+    <w:p>
+      <w:pPr>
+        <w:pStyle w:val="BodyText"/>
+      </w:pPr>
+      <w:r>
+        <w:t xml:space="preserve">마리솔: 라인 C는 9월까지 두 번째 공급사를 확보합니다. 팀이 일찍 잡아냈어요. 9개월이 아니라 3개월.</w:t>
+      </w:r>
+    </w:p>
+    <w:p>
+      <w:pPr>
+        <w:pStyle w:val="BodyText"/>
+      </w:pPr>
+      <w:r>
+        <w:t xml:space="preserve">직원: 옵션에 대해 물어봐도 돼요? 어차피 9월까지 못 판다는 게 사실이에요?</w:t>
+      </w:r>
+    </w:p>
+    <w:p>
+      <w:pPr>
+        <w:pStyle w:val="BodyText"/>
+      </w:pPr>
+      <w:r>
+        <w:t xml:space="preserve">루스: 사실이에요. 보호예수는 9월까지, 그 후엔 열린 기간에만. 어제 가격은 오늘 할 수 있는 걸 아무것도 바꾸지 않아요.</w:t>
+      </w:r>
+    </w:p>
+    <w:p>
+      <w:pPr>
+        <w:pStyle w:val="BodyText"/>
+      </w:pPr>
+      <w:r>
+        <w:t xml:space="preserve">프리야: 그리고 참고로, 더 나쁜 날도 겪었어요. 2년 차엔 우리 젤이 고압 멸균기에서 물이 됐어요.</w:t>
+      </w:r>
+    </w:p>
+    <w:p>
+      <w:pPr>
+        <w:pStyle w:val="BodyText"/>
+      </w:pPr>
+      <w:r>
+        <w:t xml:space="preserve">엘레나: 그리고 4년 차엔 로트 세 개를 회수했죠. 이건 주가예요. 아무도 다치지 않았어요.</w:t>
+      </w:r>
+    </w:p>
+    <w:p>
+      <w:pPr>
+        <w:pStyle w:val="BodyText"/>
+      </w:pPr>
+      <w:r>
+        <w:t xml:space="preserve">노아: 그게 진짜 요점이에요. 상장사로서 최악의 날에, 다친 환자도 없고, 깬 규칙도 없고, 콜에서 거짓말한 사람도 없어요. 그게 나쁜 날이라면, 백 번이라도 받아들일게요.</w:t>
+      </w:r>
+    </w:p>
+    <w:p>
+      <w:pPr>
+        <w:pStyle w:val="BodyText"/>
+      </w:pPr>
+      <w:r>
+        <w:t xml:space="preserve">벤: 그거 창고팀에 말해도 돼요? 한 글자도 안 빼고?</w:t>
+      </w:r>
+    </w:p>
+    <w:p>
+      <w:pPr>
+        <w:pStyle w:val="BodyText"/>
+      </w:pPr>
+      <w:r>
+        <w:t xml:space="preserve">노아: 한 글자도 안 빼고. 중요 정보가 아니라. 그냥 사실이니까.</w:t>
+      </w:r>
+    </w:p>
+    <w:p>
+      <w:pPr>
+        <w:pStyle w:val="BodyText"/>
+      </w:pPr>
+      <w:r>
+        <w:t xml:space="preserve">다이앤: 허용할게요.</w:t>
+      </w:r>
+    </w:p>
+    <w:p>
+      <w:pPr>
+        <w:pStyle w:val="BodyText"/>
+      </w:pPr>
+      <w:r>
+        <w:t xml:space="preserve">루스: 노아. 데이나 보고서가 방금 나왔어요. 뉴욕 오전 7시.</w:t>
+      </w:r>
+    </w:p>
+    <w:p>
+      <w:pPr>
+        <w:pStyle w:val="BodyText"/>
+      </w:pPr>
+      <w:r>
+        <w:t xml:space="preserve">노아: 읽어 줘요. 소리 내서. 모두 들어도 돼요. 이제 공개됐으니까.</w:t>
+      </w:r>
+    </w:p>
+    <w:p>
+      <w:pPr>
+        <w:pStyle w:val="BodyText"/>
+      </w:pPr>
+      <w:r>
+        <w:t xml:space="preserve">폴: 등급, 보유. 목표가 33에서 29로 하향. 루스, 마지막 줄 읽어 줘요. 소리 내서.</w:t>
+      </w:r>
+    </w:p>
+    <w:p>
+      <w:pPr>
+        <w:pStyle w:val="BodyText"/>
+      </w:pPr>
+      <w:r>
+        <w:t xml:space="preserve">루스:</w:t>
+      </w:r>
+      <w:r>
+        <w:t xml:space="preserve"> </w:t>
+      </w:r>
+      <w:r>
+        <w:t xml:space="preserve">“</w:t>
+      </w:r>
+      <w:r>
+        <w:t xml:space="preserve">경영진 신뢰도: 이례적으로 높음. 우리가 묻기 전에 나쁜 소식을 먼저 말했다.</w:t>
+      </w:r>
+      <w:r>
+        <w:t xml:space="preserve">”</w:t>
+      </w:r>
+    </w:p>
+    <w:p>
+      <w:pPr>
+        <w:pStyle w:val="BodyText"/>
+      </w:pPr>
+      <w:r>
+        <w:t xml:space="preserve">폴: 목표가를 4달러 내렸어요. 그리고 그걸 썼어요.</w:t>
+      </w:r>
+    </w:p>
+    <w:p>
+      <w:pPr>
+        <w:pStyle w:val="BodyText"/>
+      </w:pPr>
+      <w:r>
+        <w:t xml:space="preserve">루스: 그 문장은 4달러보다 가치가 있어요. 애널리스트들은 서로 인용해요. 점심때까지 모든 펀드가 읽을 거예요.</w:t>
+      </w:r>
+    </w:p>
+    <w:p>
+      <w:pPr>
+        <w:pStyle w:val="BodyText"/>
+      </w:pPr>
+      <w:r>
+        <w:t xml:space="preserve">엘레나: 환자는 합병증은 용서해요. 놀라게 한 건 용서 안 하고요. 애널리스트도 마찬가지인가 봐요.</w:t>
+      </w:r>
+    </w:p>
+    <w:p>
+      <w:pPr>
+        <w:pStyle w:val="BodyText"/>
+      </w:pPr>
+      <w:r>
+        <w:t xml:space="preserve">노아: 모두 감사합니다. 일하러 갑시다. 중요한 숫자는 천천히 움직여요.</w:t>
+      </w:r>
+    </w:p>
+    <w:bookmarkEnd w:id="35"/>
+    <w:bookmarkStart w:id="36" w:name="마무리-오후-5시-ceo-사무실-1"/>
+    <w:p>
+      <w:pPr>
+        <w:pStyle w:val="Heading3"/>
+      </w:pPr>
+      <w:r>
+        <w:t xml:space="preserve">마무리 — 오후 5시, CEO 사무실</w:t>
+      </w:r>
+    </w:p>
+    <w:p>
+      <w:pPr>
+        <w:pStyle w:val="FirstParagraph"/>
+      </w:pPr>
+      <w:r>
+        <w:t xml:space="preserve">루스: 상황을 감안하면 좋은 날이었어요. 오늘 주가 2% 올랐어요. 언급하진 않지만.</w:t>
+      </w:r>
+    </w:p>
+    <w:p>
+      <w:pPr>
+        <w:pStyle w:val="BodyText"/>
+      </w:pPr>
+      <w:r>
+        <w:t xml:space="preserve">노아: 언급하진 않지만.</w:t>
+      </w:r>
+    </w:p>
+    <w:p>
+      <w:pPr>
+        <w:pStyle w:val="BodyText"/>
+      </w:pPr>
+      <w:r>
+        <w:t xml:space="preserve">폴: 그레이스 전화예요. 서울에서. 급하대요. 주가 문제가 아니래요.</w:t>
+      </w:r>
+    </w:p>
+    <w:p>
+      <w:pPr>
+        <w:pStyle w:val="BodyText"/>
+      </w:pPr>
+      <w:r>
+        <w:t xml:space="preserve">그레이스: 노아, 늦은 시간에 미안해요. 하은이가 동남아 스캔 데이터에서 뭔가를 찾았어요. 보셔야 해요.</w:t>
+      </w:r>
+    </w:p>
+    <w:p>
+      <w:pPr>
+        <w:pStyle w:val="BodyText"/>
+      </w:pPr>
+      <w:r>
+        <w:t xml:space="preserve">노아: 뭘 찾았어요?</w:t>
+      </w:r>
+    </w:p>
+    <w:p>
+      <w:pPr>
+        <w:pStyle w:val="BodyText"/>
+      </w:pPr>
+      <w:r>
+        <w:t xml:space="preserve">그레이스: 베트남 온라인 마켓.</w:t>
+      </w:r>
+      <w:r>
+        <w:t xml:space="preserve"> </w:t>
+      </w:r>
+      <w:r>
+        <w:t xml:space="preserve">“</w:t>
+      </w:r>
+      <w:r>
+        <w:t xml:space="preserve">베이라 필</w:t>
+      </w:r>
+      <w:r>
+        <w:t xml:space="preserve">”</w:t>
+      </w:r>
+      <w:r>
+        <w:t xml:space="preserve"> </w:t>
+      </w:r>
+      <w:r>
+        <w:t xml:space="preserve">판매 글. 한국 가격의 절반. 상자에 일련번호가 인쇄돼 있어요.</w:t>
+      </w:r>
+    </w:p>
+    <w:p>
+      <w:pPr>
+        <w:pStyle w:val="BodyText"/>
+      </w:pPr>
+      <w:r>
+        <w:t xml:space="preserve">마리솔: 우린 베트남에서 안 팔아요.</w:t>
+      </w:r>
+    </w:p>
+    <w:p>
+      <w:pPr>
+        <w:pStyle w:val="BodyText"/>
+      </w:pPr>
+      <w:r>
+        <w:t xml:space="preserve">그레이스: 그러니까요. 그리고 하은이가 사진 속 일련번호를 스캔했더니, 하나도 우리 시스템에 없어요. 단 하나도.</w:t>
+      </w:r>
+    </w:p>
+    <w:p>
+      <w:pPr>
+        <w:pStyle w:val="BodyText"/>
+      </w:pPr>
+      <w:r>
+        <w:t xml:space="preserve">레오: 가짜 일련번호. 가짜 상자에.</w:t>
+      </w:r>
+    </w:p>
+    <w:p>
+      <w:pPr>
+        <w:pStyle w:val="BodyText"/>
+      </w:pPr>
+      <w:r>
+        <w:t xml:space="preserve">엘레나: 그럼 누군가 우리 이름이 붙은 뭔가를 얼굴에 주사하고 있는 거네요. 안에 뭐가 들었는지 전혀 모르는 채로.</w:t>
+      </w:r>
+    </w:p>
+    <w:p>
+      <w:pPr>
+        <w:pStyle w:val="BodyText"/>
+      </w:pPr>
+      <w:r>
+        <w:t xml:space="preserve">노아: 엘레나. 환자, 회수, 규제 기관?</w:t>
+      </w:r>
+    </w:p>
+    <w:p>
+      <w:pPr>
+        <w:pStyle w:val="BodyText"/>
+      </w:pPr>
+      <w:r>
+        <w:t xml:space="preserve">엘레나: 어쩌면 셋 다. 이건 응급이에요.</w:t>
+      </w:r>
+    </w:p>
+    <w:p>
+      <w:pPr>
+        <w:pStyle w:val="BodyText"/>
+      </w:pPr>
+      <w:r>
+        <w:t xml:space="preserve">루스: 그리고 어쩌면 중요 정보예요. 다이앤이 오늘 밤 들어야 해요.</w:t>
+      </w:r>
+    </w:p>
+    <w:p>
+      <w:pPr>
+        <w:pStyle w:val="BodyText"/>
+      </w:pPr>
+      <w:r>
+        <w:t xml:space="preserve">노아: 그럼 다들 다시 회의실로. 오늘 밤. 그레이스, 하은이 캡처 보내 줘요. 전부.</w:t>
+      </w:r>
+    </w:p>
+    <w:p>
+      <w:pPr>
+        <w:pStyle w:val="BodyText"/>
+      </w:pPr>
+      <w:r>
+        <w:t xml:space="preserve">그레이스: 이미 보냈어요. 노아, 일련번호 스캔이 잡아냈어요. 시스템은 작동해요. 이제 우리가 작동할 차례예요.</w:t>
+      </w:r>
+    </w:p>
+    <w:bookmarkEnd w:id="36"/>
+    <w:bookmarkEnd w:id="37"/>
+    <w:bookmarkEnd w:id="38"/>
     <w:sectPr/>
   </w:body>
 </w:document>
@@ -4484,583 +4431,8 @@
       </w:pPr>
     </w:lvl>
   </w:abstractNum>
-  <w:abstractNum w:abstractNumId="99411">
-    <w:nsid w:val="A99411"/>
-    <w:multiLevelType w:val="multilevel"/>
-    <w:lvl w:ilvl="0">
-      <w:start w:val="1"/>
-      <w:numFmt w:val="decimal"/>
-      <w:lvlText w:val="%1."/>
-      <w:lvlJc w:val="left"/>
-      <w:pPr>
-        <w:ind w:left="720" w:hanging="480"/>
-      </w:pPr>
-    </w:lvl>
-    <w:lvl w:ilvl="1">
-      <w:start w:val="1"/>
-      <w:numFmt w:val="decimal"/>
-      <w:lvlText w:val="%2."/>
-      <w:lvlJc w:val="left"/>
-      <w:pPr>
-        <w:ind w:left="1440" w:hanging="480"/>
-      </w:pPr>
-    </w:lvl>
-    <w:lvl w:ilvl="2">
-      <w:start w:val="1"/>
-      <w:numFmt w:val="decimal"/>
-      <w:lvlText w:val="%3."/>
-      <w:lvlJc w:val="left"/>
-      <w:pPr>
-        <w:ind w:left="2160" w:hanging="480"/>
-      </w:pPr>
-    </w:lvl>
-    <w:lvl w:ilvl="3">
-      <w:start w:val="1"/>
-      <w:numFmt w:val="decimal"/>
-      <w:lvlText w:val="%4."/>
-      <w:lvlJc w:val="left"/>
-      <w:pPr>
-        <w:ind w:left="2880" w:hanging="480"/>
-      </w:pPr>
-    </w:lvl>
-    <w:lvl w:ilvl="4">
-      <w:start w:val="1"/>
-      <w:numFmt w:val="decimal"/>
-      <w:lvlText w:val="%5."/>
-      <w:lvlJc w:val="left"/>
-      <w:pPr>
-        <w:ind w:left="3600" w:hanging="480"/>
-      </w:pPr>
-    </w:lvl>
-    <w:lvl w:ilvl="5">
-      <w:start w:val="1"/>
-      <w:numFmt w:val="decimal"/>
-      <w:lvlText w:val="%6."/>
-      <w:lvlJc w:val="left"/>
-      <w:pPr>
-        <w:ind w:left="4320" w:hanging="480"/>
-      </w:pPr>
-    </w:lvl>
-    <w:lvl w:ilvl="6">
-      <w:start w:val="1"/>
-      <w:numFmt w:val="decimal"/>
-      <w:lvlText w:val="%7."/>
-      <w:lvlJc w:val="left"/>
-      <w:pPr>
-        <w:ind w:left="5040" w:hanging="480"/>
-      </w:pPr>
-    </w:lvl>
-    <w:lvl w:ilvl="7">
-      <w:start w:val="1"/>
-      <w:numFmt w:val="decimal"/>
-      <w:lvlText w:val="%8."/>
-      <w:lvlJc w:val="left"/>
-      <w:pPr>
-        <w:ind w:left="5760" w:hanging="480"/>
-      </w:pPr>
-    </w:lvl>
-    <w:lvl w:ilvl="8">
-      <w:start w:val="1"/>
-      <w:numFmt w:val="decimal"/>
-      <w:lvlText w:val="%9."/>
-      <w:lvlJc w:val="left"/>
-      <w:pPr>
-        <w:ind w:left="6480" w:hanging="480"/>
-      </w:pPr>
-    </w:lvl>
-  </w:abstractNum>
-  <w:abstractNum w:abstractNumId="994116">
-    <w:nsid w:val="A994116"/>
-    <w:multiLevelType w:val="multilevel"/>
-    <w:lvl w:ilvl="0">
-      <w:start w:val="16"/>
-      <w:numFmt w:val="decimal"/>
-      <w:lvlText w:val="%1."/>
-      <w:lvlJc w:val="left"/>
-      <w:pPr>
-        <w:ind w:left="720" w:hanging="480"/>
-      </w:pPr>
-    </w:lvl>
-    <w:lvl w:ilvl="1">
-      <w:start w:val="16"/>
-      <w:numFmt w:val="decimal"/>
-      <w:lvlText w:val="%2."/>
-      <w:lvlJc w:val="left"/>
-      <w:pPr>
-        <w:ind w:left="1440" w:hanging="480"/>
-      </w:pPr>
-    </w:lvl>
-    <w:lvl w:ilvl="2">
-      <w:start w:val="16"/>
-      <w:numFmt w:val="decimal"/>
-      <w:lvlText w:val="%3."/>
-      <w:lvlJc w:val="left"/>
-      <w:pPr>
-        <w:ind w:left="2160" w:hanging="480"/>
-      </w:pPr>
-    </w:lvl>
-    <w:lvl w:ilvl="3">
-      <w:start w:val="16"/>
-      <w:numFmt w:val="decimal"/>
-      <w:lvlText w:val="%4."/>
-      <w:lvlJc w:val="left"/>
-      <w:pPr>
-        <w:ind w:left="2880" w:hanging="480"/>
-      </w:pPr>
-    </w:lvl>
-    <w:lvl w:ilvl="4">
-      <w:start w:val="16"/>
-      <w:numFmt w:val="decimal"/>
-      <w:lvlText w:val="%5."/>
-      <w:lvlJc w:val="left"/>
-      <w:pPr>
-        <w:ind w:left="3600" w:hanging="480"/>
-      </w:pPr>
-    </w:lvl>
-    <w:lvl w:ilvl="5">
-      <w:start w:val="16"/>
-      <w:numFmt w:val="decimal"/>
-      <w:lvlText w:val="%6."/>
-      <w:lvlJc w:val="left"/>
-      <w:pPr>
-        <w:ind w:left="4320" w:hanging="480"/>
-      </w:pPr>
-    </w:lvl>
-    <w:lvl w:ilvl="6">
-      <w:start w:val="16"/>
-      <w:numFmt w:val="decimal"/>
-      <w:lvlText w:val="%7."/>
-      <w:lvlJc w:val="left"/>
-      <w:pPr>
-        <w:ind w:left="5040" w:hanging="480"/>
-      </w:pPr>
-    </w:lvl>
-    <w:lvl w:ilvl="7">
-      <w:start w:val="16"/>
-      <w:numFmt w:val="decimal"/>
-      <w:lvlText w:val="%8."/>
-      <w:lvlJc w:val="left"/>
-      <w:pPr>
-        <w:ind w:left="5760" w:hanging="480"/>
-      </w:pPr>
-    </w:lvl>
-    <w:lvl w:ilvl="8">
-      <w:start w:val="16"/>
-      <w:numFmt w:val="decimal"/>
-      <w:lvlText w:val="%9."/>
-      <w:lvlJc w:val="left"/>
-      <w:pPr>
-        <w:ind w:left="6480" w:hanging="480"/>
-      </w:pPr>
-    </w:lvl>
-  </w:abstractNum>
-  <w:abstractNum w:abstractNumId="994151">
-    <w:nsid w:val="A994151"/>
-    <w:multiLevelType w:val="multilevel"/>
-    <w:lvl w:ilvl="0">
-      <w:start w:val="51"/>
-      <w:numFmt w:val="decimal"/>
-      <w:lvlText w:val="%1."/>
-      <w:lvlJc w:val="left"/>
-      <w:pPr>
-        <w:ind w:left="720" w:hanging="480"/>
-      </w:pPr>
-    </w:lvl>
-    <w:lvl w:ilvl="1">
-      <w:start w:val="51"/>
-      <w:numFmt w:val="decimal"/>
-      <w:lvlText w:val="%2."/>
-      <w:lvlJc w:val="left"/>
-      <w:pPr>
-        <w:ind w:left="1440" w:hanging="480"/>
-      </w:pPr>
-    </w:lvl>
-    <w:lvl w:ilvl="2">
-      <w:start w:val="51"/>
-      <w:numFmt w:val="decimal"/>
-      <w:lvlText w:val="%3."/>
-      <w:lvlJc w:val="left"/>
-      <w:pPr>
-        <w:ind w:left="2160" w:hanging="480"/>
-      </w:pPr>
-    </w:lvl>
-    <w:lvl w:ilvl="3">
-      <w:start w:val="51"/>
-      <w:numFmt w:val="decimal"/>
-      <w:lvlText w:val="%4."/>
-      <w:lvlJc w:val="left"/>
-      <w:pPr>
-        <w:ind w:left="2880" w:hanging="480"/>
-      </w:pPr>
-    </w:lvl>
-    <w:lvl w:ilvl="4">
-      <w:start w:val="51"/>
-      <w:numFmt w:val="decimal"/>
-      <w:lvlText w:val="%5."/>
-      <w:lvlJc w:val="left"/>
-      <w:pPr>
-        <w:ind w:left="3600" w:hanging="480"/>
-      </w:pPr>
-    </w:lvl>
-    <w:lvl w:ilvl="5">
-      <w:start w:val="51"/>
-      <w:numFmt w:val="decimal"/>
-      <w:lvlText w:val="%6."/>
-      <w:lvlJc w:val="left"/>
-      <w:pPr>
-        <w:ind w:left="4320" w:hanging="480"/>
-      </w:pPr>
-    </w:lvl>
-    <w:lvl w:ilvl="6">
-      <w:start w:val="51"/>
-      <w:numFmt w:val="decimal"/>
-      <w:lvlText w:val="%7."/>
-      <w:lvlJc w:val="left"/>
-      <w:pPr>
-        <w:ind w:left="5040" w:hanging="480"/>
-      </w:pPr>
-    </w:lvl>
-    <w:lvl w:ilvl="7">
-      <w:start w:val="51"/>
-      <w:numFmt w:val="decimal"/>
-      <w:lvlText w:val="%8."/>
-      <w:lvlJc w:val="left"/>
-      <w:pPr>
-        <w:ind w:left="5760" w:hanging="480"/>
-      </w:pPr>
-    </w:lvl>
-    <w:lvl w:ilvl="8">
-      <w:start w:val="51"/>
-      <w:numFmt w:val="decimal"/>
-      <w:lvlText w:val="%9."/>
-      <w:lvlJc w:val="left"/>
-      <w:pPr>
-        <w:ind w:left="6480" w:hanging="480"/>
-      </w:pPr>
-    </w:lvl>
-  </w:abstractNum>
-  <w:abstractNum w:abstractNumId="994181">
-    <w:nsid w:val="A994181"/>
-    <w:multiLevelType w:val="multilevel"/>
-    <w:lvl w:ilvl="0">
-      <w:start w:val="81"/>
-      <w:numFmt w:val="decimal"/>
-      <w:lvlText w:val="%1."/>
-      <w:lvlJc w:val="left"/>
-      <w:pPr>
-        <w:ind w:left="720" w:hanging="480"/>
-      </w:pPr>
-    </w:lvl>
-    <w:lvl w:ilvl="1">
-      <w:start w:val="81"/>
-      <w:numFmt w:val="decimal"/>
-      <w:lvlText w:val="%2."/>
-      <w:lvlJc w:val="left"/>
-      <w:pPr>
-        <w:ind w:left="1440" w:hanging="480"/>
-      </w:pPr>
-    </w:lvl>
-    <w:lvl w:ilvl="2">
-      <w:start w:val="81"/>
-      <w:numFmt w:val="decimal"/>
-      <w:lvlText w:val="%3."/>
-      <w:lvlJc w:val="left"/>
-      <w:pPr>
-        <w:ind w:left="2160" w:hanging="480"/>
-      </w:pPr>
-    </w:lvl>
-    <w:lvl w:ilvl="3">
-      <w:start w:val="81"/>
-      <w:numFmt w:val="decimal"/>
-      <w:lvlText w:val="%4."/>
-      <w:lvlJc w:val="left"/>
-      <w:pPr>
-        <w:ind w:left="2880" w:hanging="480"/>
-      </w:pPr>
-    </w:lvl>
-    <w:lvl w:ilvl="4">
-      <w:start w:val="81"/>
-      <w:numFmt w:val="decimal"/>
-      <w:lvlText w:val="%5."/>
-      <w:lvlJc w:val="left"/>
-      <w:pPr>
-        <w:ind w:left="3600" w:hanging="480"/>
-      </w:pPr>
-    </w:lvl>
-    <w:lvl w:ilvl="5">
-      <w:start w:val="81"/>
-      <w:numFmt w:val="decimal"/>
-      <w:lvlText w:val="%6."/>
-      <w:lvlJc w:val="left"/>
-      <w:pPr>
-        <w:ind w:left="4320" w:hanging="480"/>
-      </w:pPr>
-    </w:lvl>
-    <w:lvl w:ilvl="6">
-      <w:start w:val="81"/>
-      <w:numFmt w:val="decimal"/>
-      <w:lvlText w:val="%7."/>
-      <w:lvlJc w:val="left"/>
-      <w:pPr>
-        <w:ind w:left="5040" w:hanging="480"/>
-      </w:pPr>
-    </w:lvl>
-    <w:lvl w:ilvl="7">
-      <w:start w:val="81"/>
-      <w:numFmt w:val="decimal"/>
-      <w:lvlText w:val="%8."/>
-      <w:lvlJc w:val="left"/>
-      <w:pPr>
-        <w:ind w:left="5760" w:hanging="480"/>
-      </w:pPr>
-    </w:lvl>
-    <w:lvl w:ilvl="8">
-      <w:start w:val="81"/>
-      <w:numFmt w:val="decimal"/>
-      <w:lvlText w:val="%9."/>
-      <w:lvlJc w:val="left"/>
-      <w:pPr>
-        <w:ind w:left="6480" w:hanging="480"/>
-      </w:pPr>
-    </w:lvl>
-  </w:abstractNum>
-  <w:abstractNum w:abstractNumId="9941106">
-    <w:nsid w:val="A9941106"/>
-    <w:multiLevelType w:val="multilevel"/>
-    <w:lvl w:ilvl="0">
-      <w:start w:val="106"/>
-      <w:numFmt w:val="decimal"/>
-      <w:lvlText w:val="%1."/>
-      <w:lvlJc w:val="left"/>
-      <w:pPr>
-        <w:ind w:left="720" w:hanging="480"/>
-      </w:pPr>
-    </w:lvl>
-    <w:lvl w:ilvl="1">
-      <w:start w:val="106"/>
-      <w:numFmt w:val="decimal"/>
-      <w:lvlText w:val="%2."/>
-      <w:lvlJc w:val="left"/>
-      <w:pPr>
-        <w:ind w:left="1440" w:hanging="480"/>
-      </w:pPr>
-    </w:lvl>
-    <w:lvl w:ilvl="2">
-      <w:start w:val="106"/>
-      <w:numFmt w:val="decimal"/>
-      <w:lvlText w:val="%3."/>
-      <w:lvlJc w:val="left"/>
-      <w:pPr>
-        <w:ind w:left="2160" w:hanging="480"/>
-      </w:pPr>
-    </w:lvl>
-    <w:lvl w:ilvl="3">
-      <w:start w:val="106"/>
-      <w:numFmt w:val="decimal"/>
-      <w:lvlText w:val="%4."/>
-      <w:lvlJc w:val="left"/>
-      <w:pPr>
-        <w:ind w:left="2880" w:hanging="480"/>
-      </w:pPr>
-    </w:lvl>
-    <w:lvl w:ilvl="4">
-      <w:start w:val="106"/>
-      <w:numFmt w:val="decimal"/>
-      <w:lvlText w:val="%5."/>
-      <w:lvlJc w:val="left"/>
-      <w:pPr>
-        <w:ind w:left="3600" w:hanging="480"/>
-      </w:pPr>
-    </w:lvl>
-    <w:lvl w:ilvl="5">
-      <w:start w:val="106"/>
-      <w:numFmt w:val="decimal"/>
-      <w:lvlText w:val="%6."/>
-      <w:lvlJc w:val="left"/>
-      <w:pPr>
-        <w:ind w:left="4320" w:hanging="480"/>
-      </w:pPr>
-    </w:lvl>
-    <w:lvl w:ilvl="6">
-      <w:start w:val="106"/>
-      <w:numFmt w:val="decimal"/>
-      <w:lvlText w:val="%7."/>
-      <w:lvlJc w:val="left"/>
-      <w:pPr>
-        <w:ind w:left="5040" w:hanging="480"/>
-      </w:pPr>
-    </w:lvl>
-    <w:lvl w:ilvl="7">
-      <w:start w:val="106"/>
-      <w:numFmt w:val="decimal"/>
-      <w:lvlText w:val="%8."/>
-      <w:lvlJc w:val="left"/>
-      <w:pPr>
-        <w:ind w:left="5760" w:hanging="480"/>
-      </w:pPr>
-    </w:lvl>
-    <w:lvl w:ilvl="8">
-      <w:start w:val="106"/>
-      <w:numFmt w:val="decimal"/>
-      <w:lvlText w:val="%9."/>
-      <w:lvlJc w:val="left"/>
-      <w:pPr>
-        <w:ind w:left="6480" w:hanging="480"/>
-      </w:pPr>
-    </w:lvl>
-  </w:abstractNum>
   <w:num w:numId="1000">
     <w:abstractNumId w:val="990"/>
-  </w:num>
-  <w:num w:numId="1001">
-    <w:abstractNumId w:val="99411"/>
-    <w:lvlOverride w:ilvl="0">
-      <w:startOverride w:val="1"/>
-    </w:lvlOverride>
-    <w:lvlOverride w:ilvl="1">
-      <w:startOverride w:val="1"/>
-    </w:lvlOverride>
-    <w:lvlOverride w:ilvl="2">
-      <w:startOverride w:val="1"/>
-    </w:lvlOverride>
-    <w:lvlOverride w:ilvl="3">
-      <w:startOverride w:val="1"/>
-    </w:lvlOverride>
-    <w:lvlOverride w:ilvl="4">
-      <w:startOverride w:val="1"/>
-    </w:lvlOverride>
-    <w:lvlOverride w:ilvl="5">
-      <w:startOverride w:val="1"/>
-    </w:lvlOverride>
-    <w:lvlOverride w:ilvl="6">
-      <w:startOverride w:val="1"/>
-    </w:lvlOverride>
-    <w:lvlOverride w:ilvl="7">
-      <w:startOverride w:val="1"/>
-    </w:lvlOverride>
-    <w:lvlOverride w:ilvl="8">
-      <w:startOverride w:val="1"/>
-    </w:lvlOverride>
-  </w:num>
-  <w:num w:numId="1002">
-    <w:abstractNumId w:val="994116"/>
-    <w:lvlOverride w:ilvl="0">
-      <w:startOverride w:val="16"/>
-    </w:lvlOverride>
-    <w:lvlOverride w:ilvl="1">
-      <w:startOverride w:val="16"/>
-    </w:lvlOverride>
-    <w:lvlOverride w:ilvl="2">
-      <w:startOverride w:val="16"/>
-    </w:lvlOverride>
-    <w:lvlOverride w:ilvl="3">
-      <w:startOverride w:val="16"/>
-    </w:lvlOverride>
-    <w:lvlOverride w:ilvl="4">
-      <w:startOverride w:val="16"/>
-    </w:lvlOverride>
-    <w:lvlOverride w:ilvl="5">
-      <w:startOverride w:val="16"/>
-    </w:lvlOverride>
-    <w:lvlOverride w:ilvl="6">
-      <w:startOverride w:val="16"/>
-    </w:lvlOverride>
-    <w:lvlOverride w:ilvl="7">
-      <w:startOverride w:val="16"/>
-    </w:lvlOverride>
-    <w:lvlOverride w:ilvl="8">
-      <w:startOverride w:val="16"/>
-    </w:lvlOverride>
-  </w:num>
-  <w:num w:numId="1003">
-    <w:abstractNumId w:val="994151"/>
-    <w:lvlOverride w:ilvl="0">
-      <w:startOverride w:val="51"/>
-    </w:lvlOverride>
-    <w:lvlOverride w:ilvl="1">
-      <w:startOverride w:val="51"/>
-    </w:lvlOverride>
-    <w:lvlOverride w:ilvl="2">
-      <w:startOverride w:val="51"/>
-    </w:lvlOverride>
-    <w:lvlOverride w:ilvl="3">
-      <w:startOverride w:val="51"/>
-    </w:lvlOverride>
-    <w:lvlOverride w:ilvl="4">
-      <w:startOverride w:val="51"/>
-    </w:lvlOverride>
-    <w:lvlOverride w:ilvl="5">
-      <w:startOverride w:val="51"/>
-    </w:lvlOverride>
-    <w:lvlOverride w:ilvl="6">
-      <w:startOverride w:val="51"/>
-    </w:lvlOverride>
-    <w:lvlOverride w:ilvl="7">
-      <w:startOverride w:val="51"/>
-    </w:lvlOverride>
-    <w:lvlOverride w:ilvl="8">
-      <w:startOverride w:val="51"/>
-    </w:lvlOverride>
-  </w:num>
-  <w:num w:numId="1004">
-    <w:abstractNumId w:val="994181"/>
-    <w:lvlOverride w:ilvl="0">
-      <w:startOverride w:val="81"/>
-    </w:lvlOverride>
-    <w:lvlOverride w:ilvl="1">
-      <w:startOverride w:val="81"/>
-    </w:lvlOverride>
-    <w:lvlOverride w:ilvl="2">
-      <w:startOverride w:val="81"/>
-    </w:lvlOverride>
-    <w:lvlOverride w:ilvl="3">
-      <w:startOverride w:val="81"/>
-    </w:lvlOverride>
-    <w:lvlOverride w:ilvl="4">
-      <w:startOverride w:val="81"/>
-    </w:lvlOverride>
-    <w:lvlOverride w:ilvl="5">
-      <w:startOverride w:val="81"/>
-    </w:lvlOverride>
-    <w:lvlOverride w:ilvl="6">
-      <w:startOverride w:val="81"/>
-    </w:lvlOverride>
-    <w:lvlOverride w:ilvl="7">
-      <w:startOverride w:val="81"/>
-    </w:lvlOverride>
-    <w:lvlOverride w:ilvl="8">
-      <w:startOverride w:val="81"/>
-    </w:lvlOverride>
-  </w:num>
-  <w:num w:numId="1005">
-    <w:abstractNumId w:val="9941106"/>
-    <w:lvlOverride w:ilvl="0">
-      <w:startOverride w:val="106"/>
-    </w:lvlOverride>
-    <w:lvlOverride w:ilvl="1">
-      <w:startOverride w:val="106"/>
-    </w:lvlOverride>
-    <w:lvlOverride w:ilvl="2">
-      <w:startOverride w:val="106"/>
-    </w:lvlOverride>
-    <w:lvlOverride w:ilvl="3">
-      <w:startOverride w:val="106"/>
-    </w:lvlOverride>
-    <w:lvlOverride w:ilvl="4">
-      <w:startOverride w:val="106"/>
-    </w:lvlOverride>
-    <w:lvlOverride w:ilvl="5">
-      <w:startOverride w:val="106"/>
-    </w:lvlOverride>
-    <w:lvlOverride w:ilvl="6">
-      <w:startOverride w:val="106"/>
-    </w:lvlOverride>
-    <w:lvlOverride w:ilvl="7">
-      <w:startOverride w:val="106"/>
-    </w:lvlOverride>
-    <w:lvlOverride w:ilvl="8">
-      <w:startOverride w:val="106"/>
-    </w:lvlOverride>
   </w:num>
 </w:numbering>
 </file>
